--- a/backend/templates/docx/AM_AI_SAFE_FAIRA_Report_TEMPLATE_v0.37_20260131.docx
+++ b/backend/templates/docx/AM_AI_SAFE_FAIRA_Report_TEMPLATE_v0.37_20260131.docx
@@ -39329,25 +39329,7 @@
                 <w:szCs w:val="20"/>
                 <w:lang w:eastAsia="en-AU"/>
               </w:rPr>
-              <w:t xml:space="preserve">{%tr for </w:t>
-            </w:r>
-            <w:proofErr w:type="gramStart"/>
-            <w:r>
-              <w:rPr>
-                <w:sz w:val="20"/>
-                <w:szCs w:val="20"/>
-                <w:lang w:eastAsia="en-AU"/>
-              </w:rPr>
-              <w:t>gap</w:t>
-            </w:r>
-            <w:proofErr w:type="gramEnd"/>
-            <w:r>
-              <w:rPr>
-                <w:sz w:val="20"/>
-                <w:szCs w:val="20"/>
-                <w:lang w:eastAsia="en-AU"/>
-              </w:rPr>
-              <w:t xml:space="preserve"> in gaps %}</w:t>
+              <w:t xml:space="preserve">{%tr for gap in gaps %}</w:t>
             </w:r>
           </w:p>
         </w:tc>

--- a/backend/templates/docx/AM_AI_SAFE_FAIRA_Report_TEMPLATE_v0.37_20260131.docx
+++ b/backend/templates/docx/AM_AI_SAFE_FAIRA_Report_TEMPLATE_v0.37_20260131.docx
@@ -208,27 +208,7 @@
           <w:sz w:val="72"/>
           <w:szCs w:val="72"/>
         </w:rPr>
-        <w:t>{{</w:t>
-      </w:r>
-      <w:r>
-        <w:rPr>
-          <w:rFonts w:cs="Arial"/>
-          <w:b/>
-          <w:bCs/>
-          <w:sz w:val="72"/>
-          <w:szCs w:val="72"/>
-        </w:rPr>
-        <w:t>system</w:t>
-      </w:r>
-      <w:r>
-        <w:rPr>
-          <w:rFonts w:cs="Arial"/>
-          <w:b/>
-          <w:bCs/>
-          <w:sz w:val="72"/>
-          <w:szCs w:val="72"/>
-        </w:rPr>
-        <w:t>_name}}</w:t>
+        <w:t>{{system_name}}</w:t>
       </w:r>
     </w:p>
     <w:p>
@@ -4826,29 +4806,7 @@
           <w:lang w:val="en-AU" w:eastAsia="en-AU"/>
           <w14:ligatures w14:val="none"/>
         </w:rPr>
-        <w:t>{{</w:t>
-      </w:r>
-      <w:proofErr w:type="gramStart"/>
-      <w:r>
-        <w:rPr>
-          <w:rFonts w:eastAsia="Times New Roman" w:cs="Arial"/>
-          <w:kern w:val="0"/>
-          <w:highlight w:val="yellow"/>
-          <w:lang w:val="en-AU" w:eastAsia="en-AU"/>
-          <w14:ligatures w14:val="none"/>
-        </w:rPr>
-        <w:t>ai.f</w:t>
-      </w:r>
-      <w:proofErr w:type="gramEnd"/>
-      <w:r>
-        <w:rPr>
-          <w:rFonts w:eastAsia="Times New Roman" w:cs="Arial"/>
-          <w:kern w:val="0"/>
-          <w:highlight w:val="yellow"/>
-          <w:lang w:val="en-AU" w:eastAsia="en-AU"/>
-          <w14:ligatures w14:val="none"/>
-        </w:rPr>
-        <w:t>_executive_snapshot}}</w:t>
+        <w:t>{{ai.f_executive_snapshot}}</w:t>
       </w:r>
     </w:p>
     <w:p>
@@ -5260,29 +5218,7 @@
           <w:lang w:val="en-AU" w:eastAsia="en-AU"/>
           <w14:ligatures w14:val="none"/>
         </w:rPr>
-        <w:t>{{</w:t>
-      </w:r>
-      <w:proofErr w:type="gramStart"/>
-      <w:r>
-        <w:rPr>
-          <w:rFonts w:eastAsia="Times New Roman" w:cs="Arial"/>
-          <w:kern w:val="0"/>
-          <w:highlight w:val="yellow"/>
-          <w:lang w:val="en-AU" w:eastAsia="en-AU"/>
-          <w14:ligatures w14:val="none"/>
-        </w:rPr>
-        <w:t>ai.f</w:t>
-      </w:r>
-      <w:proofErr w:type="gramEnd"/>
-      <w:r>
-        <w:rPr>
-          <w:rFonts w:eastAsia="Times New Roman" w:cs="Arial"/>
-          <w:kern w:val="0"/>
-          <w:highlight w:val="yellow"/>
-          <w:lang w:val="en-AU" w:eastAsia="en-AU"/>
-          <w14:ligatures w14:val="none"/>
-        </w:rPr>
-        <w:t>_risk_profile_interpretation}}</w:t>
+        <w:t>{{ai.f_risk_profile_interpretation}}</w:t>
       </w:r>
     </w:p>
     <w:p>
@@ -6047,23 +5983,7 @@
           <w:highlight w:val="yellow"/>
           <w:lang w:val="en-AU" w:eastAsia="en-AU"/>
         </w:rPr>
-        <w:t>{{</w:t>
-      </w:r>
-      <w:proofErr w:type="gramStart"/>
-      <w:r>
-        <w:rPr>
-          <w:highlight w:val="yellow"/>
-          <w:lang w:val="en-AU" w:eastAsia="en-AU"/>
-        </w:rPr>
-        <w:t>ai.f</w:t>
-      </w:r>
-      <w:proofErr w:type="gramEnd"/>
-      <w:r>
-        <w:rPr>
-          <w:highlight w:val="yellow"/>
-          <w:lang w:val="en-AU" w:eastAsia="en-AU"/>
-        </w:rPr>
-        <w:t>_gap_and_next_steps_summary}}</w:t>
+        <w:t>{{ai.f_gap_and_next_steps_summary}}</w:t>
       </w:r>
     </w:p>
     <w:p>
@@ -6146,23 +6066,7 @@
           <w:highlight w:val="yellow"/>
           <w:lang w:val="en-AU" w:eastAsia="en-AU"/>
         </w:rPr>
-        <w:t>{{</w:t>
-      </w:r>
-      <w:proofErr w:type="gramStart"/>
-      <w:r>
-        <w:rPr>
-          <w:highlight w:val="yellow"/>
-          <w:lang w:val="en-AU" w:eastAsia="en-AU"/>
-        </w:rPr>
-        <w:t>ai.f</w:t>
-      </w:r>
-      <w:proofErr w:type="gramEnd"/>
-      <w:r>
-        <w:rPr>
-          <w:highlight w:val="yellow"/>
-          <w:lang w:val="en-AU" w:eastAsia="en-AU"/>
-        </w:rPr>
-        <w:t>_governance_assurance_posture}}</w:t>
+        <w:t>{{ai.f_governance_assurance_posture}}</w:t>
       </w:r>
     </w:p>
     <w:p>
@@ -6301,23 +6205,7 @@
           <w:highlight w:val="yellow"/>
           <w:lang w:val="en-AU" w:eastAsia="en-AU"/>
         </w:rPr>
-        <w:t>{{</w:t>
-      </w:r>
-      <w:proofErr w:type="gramStart"/>
-      <w:r>
-        <w:rPr>
-          <w:highlight w:val="yellow"/>
-          <w:lang w:val="en-AU" w:eastAsia="en-AU"/>
-        </w:rPr>
-        <w:t>ai.f</w:t>
-      </w:r>
-      <w:proofErr w:type="gramEnd"/>
-      <w:r>
-        <w:rPr>
-          <w:highlight w:val="yellow"/>
-          <w:lang w:val="en-AU" w:eastAsia="en-AU"/>
-        </w:rPr>
-        <w:t>_decision_next_steps_summary}}</w:t>
+        <w:t>{{ai.f_decision_next_steps_summary}}</w:t>
       </w:r>
     </w:p>
     <w:p>
@@ -6585,25 +6473,7 @@
                 <w:szCs w:val="20"/>
                 <w:lang w:val="en-AU" w:eastAsia="en-AU"/>
               </w:rPr>
-              <w:t>{{</w:t>
-            </w:r>
-            <w:proofErr w:type="gramStart"/>
-            <w:r>
-              <w:rPr>
-                <w:sz w:val="20"/>
-                <w:szCs w:val="20"/>
-                <w:lang w:val="en-AU" w:eastAsia="en-AU"/>
-              </w:rPr>
-              <w:t>artefact.description</w:t>
-            </w:r>
-            <w:proofErr w:type="gramEnd"/>
-            <w:r>
-              <w:rPr>
-                <w:sz w:val="20"/>
-                <w:szCs w:val="20"/>
-                <w:lang w:val="en-AU" w:eastAsia="en-AU"/>
-              </w:rPr>
-              <w:t>}}</w:t>
+              <w:t>{{artefact.description}}</w:t>
             </w:r>
           </w:p>
         </w:tc>
@@ -6633,25 +6503,7 @@
                 <w:szCs w:val="20"/>
                 <w:lang w:val="en-AU" w:eastAsia="en-AU"/>
               </w:rPr>
-              <w:t>{{</w:t>
-            </w:r>
-            <w:proofErr w:type="gramStart"/>
-            <w:r>
-              <w:rPr>
-                <w:sz w:val="20"/>
-                <w:szCs w:val="20"/>
-                <w:lang w:val="en-AU" w:eastAsia="en-AU"/>
-              </w:rPr>
-              <w:t>artefact.domains</w:t>
-            </w:r>
-            <w:proofErr w:type="gramEnd"/>
-            <w:r>
-              <w:rPr>
-                <w:sz w:val="20"/>
-                <w:szCs w:val="20"/>
-                <w:lang w:val="en-AU" w:eastAsia="en-AU"/>
-              </w:rPr>
-              <w:t>}}</w:t>
+              <w:t>{{artefact.domains}}</w:t>
             </w:r>
           </w:p>
         </w:tc>

--- a/backend/templates/docx/AM_AI_SAFE_FAIRA_Report_TEMPLATE_v0.37_20260131.docx
+++ b/backend/templates/docx/AM_AI_SAFE_FAIRA_Report_TEMPLATE_v0.37_20260131.docx
@@ -5788,7 +5788,15 @@
       </w:tblGrid>
       <w:tr>
         <w:tc>
-          {%tr for gap in gaps %}
+          <w:p>
+            <w:r>
+              <w:t>{%tr for gap in gaps %}</w:t>
+            </w:r>
+          </w:p>
+        </w:tc>
+      </w:tr>
+      <w:tr>
+        <w:tc>
           <w:tcPr>
             <w:tcW w:w="680" w:type="pct"/>
             <w:tcMar>
@@ -5944,7 +5952,16 @@
                 <w:szCs w:val="20"/>
                 <w:lang w:eastAsia="en-AU"/>
               </w:rPr>
-              <w:t>{{gap.control_effectiveness}}{%tr endfor %}</w:t>
+              <w:t>{{gap.control_effectiveness}}</w:t>
+            </w:r>
+          </w:p>
+        </w:tc>
+      </w:tr>
+      <w:tr>
+        <w:tc>
+          <w:p>
+            <w:r>
+              <w:t>{%tr endfor %}</w:t>
             </w:r>
           </w:p>
         </w:tc>

--- a/backend/templates/docx/AM_AI_SAFE_FAIRA_Report_TEMPLATE_v0.37_20260131.docx
+++ b/backend/templates/docx/AM_AI_SAFE_FAIRA_Report_TEMPLATE_v0.37_20260131.docx
@@ -4701,6 +4701,9 @@
       </w:r>
       <w:fldSimple w:instr=" SEQ Table \* ARABIC ">
         <w:r>
+          <w:rPr>
+            <w:noProof/>
+          </w:rPr>
           <w:t>1</w:t>
         </w:r>
       </w:fldSimple>
@@ -5971,6 +5974,9 @@
       </w:r>
       <w:fldSimple w:instr=" SEQ Table \* ARABIC ">
         <w:r>
+          <w:rPr>
+            <w:noProof/>
+          </w:rPr>
           <w:t>2</w:t>
         </w:r>
       </w:fldSimple>
@@ -6788,6 +6794,9 @@
       </w:r>
       <w:fldSimple w:instr=" SEQ Table \* ARABIC ">
         <w:r>
+          <w:rPr>
+            <w:noProof/>
+          </w:rPr>
           <w:t>3</w:t>
         </w:r>
       </w:fldSimple>
@@ -8578,6 +8587,9 @@
       </w:r>
       <w:fldSimple w:instr=" SEQ Table \* ARABIC ">
         <w:r>
+          <w:rPr>
+            <w:noProof/>
+          </w:rPr>
           <w:t>4</w:t>
         </w:r>
       </w:fldSimple>
@@ -10052,6 +10064,9 @@
       </w:r>
       <w:fldSimple w:instr=" SEQ Table \* ARABIC ">
         <w:r>
+          <w:rPr>
+            <w:noProof/>
+          </w:rPr>
           <w:t>5</w:t>
         </w:r>
       </w:fldSimple>
@@ -11173,6 +11188,9 @@
       </w:r>
       <w:fldSimple w:instr=" SEQ Table \* ARABIC ">
         <w:r>
+          <w:rPr>
+            <w:noProof/>
+          </w:rPr>
           <w:t>6</w:t>
         </w:r>
       </w:fldSimple>
@@ -12390,6 +12408,9 @@
       </w:r>
       <w:fldSimple w:instr=" SEQ Table \* ARABIC ">
         <w:r>
+          <w:rPr>
+            <w:noProof/>
+          </w:rPr>
           <w:t>7</w:t>
         </w:r>
       </w:fldSimple>
@@ -12825,6 +12846,9 @@
       </w:r>
       <w:fldSimple w:instr=" SEQ Table \* ARABIC ">
         <w:r>
+          <w:rPr>
+            <w:noProof/>
+          </w:rPr>
           <w:t>8</w:t>
         </w:r>
       </w:fldSimple>
@@ -13966,6 +13990,9 @@
       </w:r>
       <w:fldSimple w:instr=" SEQ Table \* ARABIC ">
         <w:r>
+          <w:rPr>
+            <w:noProof/>
+          </w:rPr>
           <w:t>9</w:t>
         </w:r>
       </w:fldSimple>
@@ -15097,6 +15124,9 @@
       </w:r>
       <w:fldSimple w:instr=" SEQ Table \* ARABIC ">
         <w:r>
+          <w:rPr>
+            <w:noProof/>
+          </w:rPr>
           <w:t>10</w:t>
         </w:r>
       </w:fldSimple>
@@ -15361,13 +15391,7 @@
           <w:bCs/>
           <w:lang w:val="en-AU" w:eastAsia="en-AU"/>
         </w:rPr>
-        <w:t>{{domain_scores.HumanCenteredValues.Impact}}</w:t>
-      </w:r>
-      <w:r>
-        <w:rPr>
-          <w:lang w:val="en-AU" w:eastAsia="en-AU"/>
-        </w:rPr>
-        <w:t xml:space="preserve">, reflecting the potential severity of misalignment between system behaviour and human values should such misalignment occur. The </w:t>
+        <w:t>{{domain_scores.</w:t>
       </w:r>
       <w:r>
         <w:rPr>
@@ -15375,13 +15399,7 @@
           <w:bCs/>
           <w:lang w:val="en-AU" w:eastAsia="en-AU"/>
         </w:rPr>
-        <w:t>likelihood score</w:t>
-      </w:r>
-      <w:r>
-        <w:rPr>
-          <w:lang w:val="en-AU" w:eastAsia="en-AU"/>
-        </w:rPr>
-        <w:t xml:space="preserve"> was assessed as </w:t>
+        <w:t>Values</w:t>
       </w:r>
       <w:r>
         <w:rPr>
@@ -15389,26 +15407,13 @@
           <w:bCs/>
           <w:lang w:val="en-AU" w:eastAsia="en-AU"/>
         </w:rPr>
-        <w:t>{{domain_scores.HumanCenteredValues.Likelihood}}</w:t>
-      </w:r>
-      <w:r>
-        <w:rPr>
-          <w:lang w:val="en-AU" w:eastAsia="en-AU"/>
-        </w:rPr>
-        <w:t>, informed by the clarity, consistency, and practical application of stated values across the system lifecycle.</w:t>
-      </w:r>
-    </w:p>
-    <w:p>
-      <w:pPr>
-        <w:rPr>
-          <w:lang w:val="en-AU" w:eastAsia="en-AU"/>
-        </w:rPr>
-      </w:pPr>
-      <w:r>
-        <w:rPr>
-          <w:lang w:val="en-AU" w:eastAsia="en-AU"/>
-        </w:rPr>
-        <w:t xml:space="preserve">The effectiveness of existing controls relevant to this domain was assessed as </w:t>
+        <w:t>.Impact}}</w:t>
+      </w:r>
+      <w:r>
+        <w:rPr>
+          <w:lang w:val="en-AU" w:eastAsia="en-AU"/>
+        </w:rPr>
+        <w:t xml:space="preserve">, reflecting the potential severity of misalignment between system behaviour and human values should such misalignment occur. The </w:t>
       </w:r>
       <w:r>
         <w:rPr>
@@ -15416,13 +15421,13 @@
           <w:bCs/>
           <w:lang w:val="en-AU" w:eastAsia="en-AU"/>
         </w:rPr>
-        <w:t>{{domain_scores.HumanCenteredValues.Control_Effectiveness}}</w:t>
-      </w:r>
-      <w:r>
-        <w:rPr>
-          <w:lang w:val="en-AU" w:eastAsia="en-AU"/>
-        </w:rPr>
-        <w:t xml:space="preserve">, taking into account governance mechanisms, accountability structures, and processes intended to reinforce ethical alignment. After accounting for these controls, the resulting </w:t>
+        <w:t>likelihood score</w:t>
+      </w:r>
+      <w:r>
+        <w:rPr>
+          <w:lang w:val="en-AU" w:eastAsia="en-AU"/>
+        </w:rPr>
+        <w:t xml:space="preserve"> was assessed as </w:t>
       </w:r>
       <w:r>
         <w:rPr>
@@ -15430,13 +15435,7 @@
           <w:bCs/>
           <w:lang w:val="en-AU" w:eastAsia="en-AU"/>
         </w:rPr>
-        <w:t>residual domain risk score</w:t>
-      </w:r>
-      <w:r>
-        <w:rPr>
-          <w:lang w:val="en-AU" w:eastAsia="en-AU"/>
-        </w:rPr>
-        <w:t xml:space="preserve"> is </w:t>
+        <w:t>{{domain_scores.</w:t>
       </w:r>
       <w:r>
         <w:rPr>
@@ -15444,7 +15443,102 @@
           <w:bCs/>
           <w:lang w:val="en-AU" w:eastAsia="en-AU"/>
         </w:rPr>
-        <w:t>{{domain_scores.HumanCenteredValues.Risk}}</w:t>
+        <w:t>Values</w:t>
+      </w:r>
+      <w:r>
+        <w:rPr>
+          <w:b/>
+          <w:bCs/>
+          <w:lang w:val="en-AU" w:eastAsia="en-AU"/>
+        </w:rPr>
+        <w:t>.Likelihood}}</w:t>
+      </w:r>
+      <w:r>
+        <w:rPr>
+          <w:lang w:val="en-AU" w:eastAsia="en-AU"/>
+        </w:rPr>
+        <w:t>, informed by the clarity, consistency, and practical application of stated values across the system lifecycle.</w:t>
+      </w:r>
+    </w:p>
+    <w:p>
+      <w:pPr>
+        <w:rPr>
+          <w:lang w:val="en-AU" w:eastAsia="en-AU"/>
+        </w:rPr>
+      </w:pPr>
+      <w:r>
+        <w:rPr>
+          <w:lang w:val="en-AU" w:eastAsia="en-AU"/>
+        </w:rPr>
+        <w:t xml:space="preserve">The effectiveness of existing controls relevant to this domain was assessed as </w:t>
+      </w:r>
+      <w:r>
+        <w:rPr>
+          <w:b/>
+          <w:bCs/>
+          <w:lang w:val="en-AU" w:eastAsia="en-AU"/>
+        </w:rPr>
+        <w:t>{{domain_scores.</w:t>
+      </w:r>
+      <w:r>
+        <w:rPr>
+          <w:b/>
+          <w:bCs/>
+          <w:lang w:val="en-AU" w:eastAsia="en-AU"/>
+        </w:rPr>
+        <w:t>Values</w:t>
+      </w:r>
+      <w:r>
+        <w:rPr>
+          <w:b/>
+          <w:bCs/>
+          <w:lang w:val="en-AU" w:eastAsia="en-AU"/>
+        </w:rPr>
+        <w:t>.Control_Effectiveness}}</w:t>
+      </w:r>
+      <w:r>
+        <w:rPr>
+          <w:lang w:val="en-AU" w:eastAsia="en-AU"/>
+        </w:rPr>
+        <w:t xml:space="preserve">, taking into account governance mechanisms, accountability structures, and processes intended to reinforce ethical alignment. After accounting for these controls, the resulting </w:t>
+      </w:r>
+      <w:r>
+        <w:rPr>
+          <w:b/>
+          <w:bCs/>
+          <w:lang w:val="en-AU" w:eastAsia="en-AU"/>
+        </w:rPr>
+        <w:t>residual domain risk score</w:t>
+      </w:r>
+      <w:r>
+        <w:rPr>
+          <w:lang w:val="en-AU" w:eastAsia="en-AU"/>
+        </w:rPr>
+        <w:t xml:space="preserve"> is </w:t>
+      </w:r>
+      <w:r>
+        <w:rPr>
+          <w:b/>
+          <w:bCs/>
+          <w:lang w:val="en-AU" w:eastAsia="en-AU"/>
+        </w:rPr>
+        <w:t>{{domain_scores.</w:t>
+      </w:r>
+      <w:r>
+        <w:rPr>
+          <w:b/>
+          <w:bCs/>
+          <w:lang w:val="en-AU" w:eastAsia="en-AU"/>
+        </w:rPr>
+        <w:t>Values</w:t>
+      </w:r>
+      <w:r>
+        <w:rPr>
+          <w:b/>
+          <w:bCs/>
+          <w:lang w:val="en-AU" w:eastAsia="en-AU"/>
+        </w:rPr>
+        <w:t>.Risk}}</w:t>
       </w:r>
       <w:r>
         <w:rPr>
@@ -15851,7 +15945,23 @@
                 <w:szCs w:val="20"/>
                 <w:lang w:val="en-AU" w:eastAsia="en-AU"/>
               </w:rPr>
-              <w:t>{{domain_scores.HumanCenteredValues.Impact}}</w:t>
+              <w:t>{{domain_scores.</w:t>
+            </w:r>
+            <w:r>
+              <w:rPr>
+                <w:sz w:val="20"/>
+                <w:szCs w:val="20"/>
+                <w:lang w:val="en-AU" w:eastAsia="en-AU"/>
+              </w:rPr>
+              <w:t>Values</w:t>
+            </w:r>
+            <w:r>
+              <w:rPr>
+                <w:sz w:val="20"/>
+                <w:szCs w:val="20"/>
+                <w:lang w:val="en-AU" w:eastAsia="en-AU"/>
+              </w:rPr>
+              <w:t>.Impact}}</w:t>
             </w:r>
           </w:p>
         </w:tc>
@@ -15937,7 +16047,23 @@
                 <w:szCs w:val="20"/>
                 <w:lang w:val="en-AU" w:eastAsia="en-AU"/>
               </w:rPr>
-              <w:t>{{domain_scores.HumanCenteredValues.Likelihood}}</w:t>
+              <w:t>{{domain_scores.</w:t>
+            </w:r>
+            <w:r>
+              <w:rPr>
+                <w:sz w:val="20"/>
+                <w:szCs w:val="20"/>
+                <w:lang w:val="en-AU" w:eastAsia="en-AU"/>
+              </w:rPr>
+              <w:t>Values</w:t>
+            </w:r>
+            <w:r>
+              <w:rPr>
+                <w:sz w:val="20"/>
+                <w:szCs w:val="20"/>
+                <w:lang w:val="en-AU" w:eastAsia="en-AU"/>
+              </w:rPr>
+              <w:t>.Likelihood}}</w:t>
             </w:r>
           </w:p>
         </w:tc>
@@ -16023,7 +16149,23 @@
                 <w:szCs w:val="20"/>
                 <w:lang w:val="en-AU" w:eastAsia="en-AU"/>
               </w:rPr>
-              <w:t>{{domain_scores.HumanCenteredValues.Inherent_Risk}}</w:t>
+              <w:t>{{domain_scores.</w:t>
+            </w:r>
+            <w:r>
+              <w:rPr>
+                <w:sz w:val="20"/>
+                <w:szCs w:val="20"/>
+                <w:lang w:val="en-AU" w:eastAsia="en-AU"/>
+              </w:rPr>
+              <w:t>Values</w:t>
+            </w:r>
+            <w:r>
+              <w:rPr>
+                <w:sz w:val="20"/>
+                <w:szCs w:val="20"/>
+                <w:lang w:val="en-AU" w:eastAsia="en-AU"/>
+              </w:rPr>
+              <w:t>.Inherent_Risk}}</w:t>
             </w:r>
           </w:p>
         </w:tc>
@@ -16109,7 +16251,23 @@
                 <w:szCs w:val="20"/>
                 <w:lang w:val="en-AU" w:eastAsia="en-AU"/>
               </w:rPr>
-              <w:t>{{domain_scores.HumanCenteredValues.Control_Effectiveness}}</w:t>
+              <w:t>{{domain_scores.</w:t>
+            </w:r>
+            <w:r>
+              <w:rPr>
+                <w:sz w:val="20"/>
+                <w:szCs w:val="20"/>
+                <w:lang w:val="en-AU" w:eastAsia="en-AU"/>
+              </w:rPr>
+              <w:t>Values</w:t>
+            </w:r>
+            <w:r>
+              <w:rPr>
+                <w:sz w:val="20"/>
+                <w:szCs w:val="20"/>
+                <w:lang w:val="en-AU" w:eastAsia="en-AU"/>
+              </w:rPr>
+              <w:t>.Control_Effectiveness}}</w:t>
             </w:r>
           </w:p>
         </w:tc>
@@ -16199,7 +16357,27 @@
                 <w:szCs w:val="20"/>
                 <w:lang w:val="en-AU" w:eastAsia="en-AU"/>
               </w:rPr>
-              <w:t>{{domain_scores.HumanCenteredValues.Risk}}</w:t>
+              <w:t>{{domain_scores.</w:t>
+            </w:r>
+            <w:r>
+              <w:rPr>
+                <w:b/>
+                <w:bCs/>
+                <w:sz w:val="20"/>
+                <w:szCs w:val="20"/>
+                <w:lang w:val="en-AU" w:eastAsia="en-AU"/>
+              </w:rPr>
+              <w:t>Values</w:t>
+            </w:r>
+            <w:r>
+              <w:rPr>
+                <w:b/>
+                <w:bCs/>
+                <w:sz w:val="20"/>
+                <w:szCs w:val="20"/>
+                <w:lang w:val="en-AU" w:eastAsia="en-AU"/>
+              </w:rPr>
+              <w:t>.Risk}}</w:t>
             </w:r>
           </w:p>
         </w:tc>
@@ -16247,6 +16425,9 @@
       </w:r>
       <w:fldSimple w:instr=" SEQ Table \* ARABIC ">
         <w:r>
+          <w:rPr>
+            <w:noProof/>
+          </w:rPr>
           <w:t>11</w:t>
         </w:r>
       </w:fldSimple>
@@ -16499,13 +16680,7 @@
           <w:bCs/>
           <w:lang w:val="en-AU" w:eastAsia="en-AU"/>
         </w:rPr>
-        <w:t>{{domain_scores.PrivacySecurity.Impact}}</w:t>
-      </w:r>
-      <w:r>
-        <w:rPr>
-          <w:lang w:val="en-AU" w:eastAsia="en-AU"/>
-        </w:rPr>
-        <w:t xml:space="preserve">, reflecting the potential severity of harm should privacy breaches or security incidents occur. The </w:t>
+        <w:t>{{domain_scores.</w:t>
       </w:r>
       <w:r>
         <w:rPr>
@@ -16513,13 +16688,7 @@
           <w:bCs/>
           <w:lang w:val="en-AU" w:eastAsia="en-AU"/>
         </w:rPr>
-        <w:t>likelihood score</w:t>
-      </w:r>
-      <w:r>
-        <w:rPr>
-          <w:lang w:val="en-AU" w:eastAsia="en-AU"/>
-        </w:rPr>
-        <w:t xml:space="preserve"> was assessed as </w:t>
+        <w:t>Privacy</w:t>
       </w:r>
       <w:r>
         <w:rPr>
@@ -16527,26 +16696,13 @@
           <w:bCs/>
           <w:lang w:val="en-AU" w:eastAsia="en-AU"/>
         </w:rPr>
-        <w:t>{{domain_scores.PrivacySecurity.Likelihood}}</w:t>
-      </w:r>
-      <w:r>
-        <w:rPr>
-          <w:lang w:val="en-AU" w:eastAsia="en-AU"/>
-        </w:rPr>
-        <w:t>, informed by factors such as the types of data processed ({{ faira_form.A2_7_data_types | format_list if faira_form.A2_7 == "Yes" else "no regulated or sensitive data identified" }}), data access pathways ({{ faira_form.A2_4 | format_list }}), and exposure arising from system integration or deployment context ({{ faira_form.A1_9 | format_list }}).</w:t>
-      </w:r>
-    </w:p>
-    <w:p>
-      <w:pPr>
-        <w:rPr>
-          <w:lang w:val="en-AU" w:eastAsia="en-AU"/>
-        </w:rPr>
-      </w:pPr>
-      <w:r>
-        <w:rPr>
-          <w:lang w:val="en-AU" w:eastAsia="en-AU"/>
-        </w:rPr>
-        <w:t xml:space="preserve">The effectiveness of existing controls relevant to this domain was assessed as </w:t>
+        <w:t>.Impact}}</w:t>
+      </w:r>
+      <w:r>
+        <w:rPr>
+          <w:lang w:val="en-AU" w:eastAsia="en-AU"/>
+        </w:rPr>
+        <w:t xml:space="preserve">, reflecting the potential severity of harm should privacy breaches or security incidents occur. The </w:t>
       </w:r>
       <w:r>
         <w:rPr>
@@ -16554,13 +16710,13 @@
           <w:bCs/>
           <w:lang w:val="en-AU" w:eastAsia="en-AU"/>
         </w:rPr>
-        <w:t>{{domain_scores.PrivacySecurity.Control_Effectiveness}}</w:t>
-      </w:r>
-      <w:r>
-        <w:rPr>
-          <w:lang w:val="en-AU" w:eastAsia="en-AU"/>
-        </w:rPr>
-        <w:t xml:space="preserve">, taking into account security safeguards, access controls, data governance practices, and monitoring mechanisms intended to prevent, detect, or respond to privacy or security incidents ({{ faira_form.A5_3 | format_list }}). After accounting for these controls, the resulting </w:t>
+        <w:t>likelihood score</w:t>
+      </w:r>
+      <w:r>
+        <w:rPr>
+          <w:lang w:val="en-AU" w:eastAsia="en-AU"/>
+        </w:rPr>
+        <w:t xml:space="preserve"> was assessed as </w:t>
       </w:r>
       <w:r>
         <w:rPr>
@@ -16568,13 +16724,7 @@
           <w:bCs/>
           <w:lang w:val="en-AU" w:eastAsia="en-AU"/>
         </w:rPr>
-        <w:t>residual domain risk score</w:t>
-      </w:r>
-      <w:r>
-        <w:rPr>
-          <w:lang w:val="en-AU" w:eastAsia="en-AU"/>
-        </w:rPr>
-        <w:t xml:space="preserve"> is </w:t>
+        <w:t>{{domain_scores.</w:t>
       </w:r>
       <w:r>
         <w:rPr>
@@ -16582,7 +16732,102 @@
           <w:bCs/>
           <w:lang w:val="en-AU" w:eastAsia="en-AU"/>
         </w:rPr>
-        <w:t>{{domain_scores.PrivacySecurity.Risk}}</w:t>
+        <w:t>Privacy</w:t>
+      </w:r>
+      <w:r>
+        <w:rPr>
+          <w:b/>
+          <w:bCs/>
+          <w:lang w:val="en-AU" w:eastAsia="en-AU"/>
+        </w:rPr>
+        <w:t>.Likelihood}}</w:t>
+      </w:r>
+      <w:r>
+        <w:rPr>
+          <w:lang w:val="en-AU" w:eastAsia="en-AU"/>
+        </w:rPr>
+        <w:t>, informed by factors such as the types of data processed ({{ faira_form.A2_7_data_types | format_list if faira_form.A2_7 == "Yes" else "no regulated or sensitive data identified" }}), data access pathways ({{ faira_form.A2_4 | format_list }}), and exposure arising from system integration or deployment context ({{ faira_form.A1_9 | format_list }}).</w:t>
+      </w:r>
+    </w:p>
+    <w:p>
+      <w:pPr>
+        <w:rPr>
+          <w:lang w:val="en-AU" w:eastAsia="en-AU"/>
+        </w:rPr>
+      </w:pPr>
+      <w:r>
+        <w:rPr>
+          <w:lang w:val="en-AU" w:eastAsia="en-AU"/>
+        </w:rPr>
+        <w:t xml:space="preserve">The effectiveness of existing controls relevant to this domain was assessed as </w:t>
+      </w:r>
+      <w:r>
+        <w:rPr>
+          <w:b/>
+          <w:bCs/>
+          <w:lang w:val="en-AU" w:eastAsia="en-AU"/>
+        </w:rPr>
+        <w:t>{{domain_scores.</w:t>
+      </w:r>
+      <w:r>
+        <w:rPr>
+          <w:b/>
+          <w:bCs/>
+          <w:lang w:val="en-AU" w:eastAsia="en-AU"/>
+        </w:rPr>
+        <w:t>Privacy</w:t>
+      </w:r>
+      <w:r>
+        <w:rPr>
+          <w:b/>
+          <w:bCs/>
+          <w:lang w:val="en-AU" w:eastAsia="en-AU"/>
+        </w:rPr>
+        <w:t>.Control_Effectiveness}}</w:t>
+      </w:r>
+      <w:r>
+        <w:rPr>
+          <w:lang w:val="en-AU" w:eastAsia="en-AU"/>
+        </w:rPr>
+        <w:t xml:space="preserve">, taking into account security safeguards, access controls, data governance practices, and monitoring mechanisms intended to prevent, detect, or respond to privacy or security incidents ({{ faira_form.A5_3 | format_list }}). After accounting for these controls, the resulting </w:t>
+      </w:r>
+      <w:r>
+        <w:rPr>
+          <w:b/>
+          <w:bCs/>
+          <w:lang w:val="en-AU" w:eastAsia="en-AU"/>
+        </w:rPr>
+        <w:t>residual domain risk score</w:t>
+      </w:r>
+      <w:r>
+        <w:rPr>
+          <w:lang w:val="en-AU" w:eastAsia="en-AU"/>
+        </w:rPr>
+        <w:t xml:space="preserve"> is </w:t>
+      </w:r>
+      <w:r>
+        <w:rPr>
+          <w:b/>
+          <w:bCs/>
+          <w:lang w:val="en-AU" w:eastAsia="en-AU"/>
+        </w:rPr>
+        <w:t>{{domain_scores.</w:t>
+      </w:r>
+      <w:r>
+        <w:rPr>
+          <w:b/>
+          <w:bCs/>
+          <w:lang w:val="en-AU" w:eastAsia="en-AU"/>
+        </w:rPr>
+        <w:t>Privacy</w:t>
+      </w:r>
+      <w:r>
+        <w:rPr>
+          <w:b/>
+          <w:bCs/>
+          <w:lang w:val="en-AU" w:eastAsia="en-AU"/>
+        </w:rPr>
+        <w:t>.Risk}}</w:t>
       </w:r>
       <w:r>
         <w:rPr>
@@ -16982,7 +17227,23 @@
                 <w:szCs w:val="20"/>
                 <w:lang w:val="en-AU" w:eastAsia="en-AU"/>
               </w:rPr>
-              <w:t>{{domain_scores.PrivacySecurity.Impact}}</w:t>
+              <w:t>{{domain_scores.</w:t>
+            </w:r>
+            <w:r>
+              <w:rPr>
+                <w:sz w:val="20"/>
+                <w:szCs w:val="20"/>
+                <w:lang w:val="en-AU" w:eastAsia="en-AU"/>
+              </w:rPr>
+              <w:t>Privacy</w:t>
+            </w:r>
+            <w:r>
+              <w:rPr>
+                <w:sz w:val="20"/>
+                <w:szCs w:val="20"/>
+                <w:lang w:val="en-AU" w:eastAsia="en-AU"/>
+              </w:rPr>
+              <w:t>.Impact}}</w:t>
             </w:r>
           </w:p>
         </w:tc>
@@ -17068,7 +17329,23 @@
                 <w:szCs w:val="20"/>
                 <w:lang w:val="en-AU" w:eastAsia="en-AU"/>
               </w:rPr>
-              <w:t>{{domain_scores.PrivacySecurity.Likelihood}}</w:t>
+              <w:t>{{domain_scores.</w:t>
+            </w:r>
+            <w:r>
+              <w:rPr>
+                <w:sz w:val="20"/>
+                <w:szCs w:val="20"/>
+                <w:lang w:val="en-AU" w:eastAsia="en-AU"/>
+              </w:rPr>
+              <w:t>Privacy</w:t>
+            </w:r>
+            <w:r>
+              <w:rPr>
+                <w:sz w:val="20"/>
+                <w:szCs w:val="20"/>
+                <w:lang w:val="en-AU" w:eastAsia="en-AU"/>
+              </w:rPr>
+              <w:t>.Likelihood}}</w:t>
             </w:r>
           </w:p>
         </w:tc>
@@ -17154,7 +17431,23 @@
                 <w:szCs w:val="20"/>
                 <w:lang w:val="en-AU" w:eastAsia="en-AU"/>
               </w:rPr>
-              <w:t>{{domain_scores.PrivacySecurity.Inherent_Risk}}</w:t>
+              <w:t>{{domain_scores.</w:t>
+            </w:r>
+            <w:r>
+              <w:rPr>
+                <w:sz w:val="20"/>
+                <w:szCs w:val="20"/>
+                <w:lang w:val="en-AU" w:eastAsia="en-AU"/>
+              </w:rPr>
+              <w:t>Privacy</w:t>
+            </w:r>
+            <w:r>
+              <w:rPr>
+                <w:sz w:val="20"/>
+                <w:szCs w:val="20"/>
+                <w:lang w:val="en-AU" w:eastAsia="en-AU"/>
+              </w:rPr>
+              <w:t>.Inherent_Risk}}</w:t>
             </w:r>
           </w:p>
         </w:tc>
@@ -17240,7 +17533,23 @@
                 <w:szCs w:val="20"/>
                 <w:lang w:val="en-AU" w:eastAsia="en-AU"/>
               </w:rPr>
-              <w:t>{{domain_scores.PrivacySecurity.Control_Effectiveness}}</w:t>
+              <w:t>{{domain_scores.</w:t>
+            </w:r>
+            <w:r>
+              <w:rPr>
+                <w:sz w:val="20"/>
+                <w:szCs w:val="20"/>
+                <w:lang w:val="en-AU" w:eastAsia="en-AU"/>
+              </w:rPr>
+              <w:t>Privacy</w:t>
+            </w:r>
+            <w:r>
+              <w:rPr>
+                <w:sz w:val="20"/>
+                <w:szCs w:val="20"/>
+                <w:lang w:val="en-AU" w:eastAsia="en-AU"/>
+              </w:rPr>
+              <w:t>.Control_Effectiveness}}</w:t>
             </w:r>
           </w:p>
         </w:tc>
@@ -17330,7 +17639,27 @@
                 <w:szCs w:val="20"/>
                 <w:lang w:val="en-AU" w:eastAsia="en-AU"/>
               </w:rPr>
-              <w:t>{{domain_scores.PrivacySecurity.Risk}}</w:t>
+              <w:t>{{domain_scores.</w:t>
+            </w:r>
+            <w:r>
+              <w:rPr>
+                <w:b/>
+                <w:bCs/>
+                <w:sz w:val="20"/>
+                <w:szCs w:val="20"/>
+                <w:lang w:val="en-AU" w:eastAsia="en-AU"/>
+              </w:rPr>
+              <w:t>Privacy</w:t>
+            </w:r>
+            <w:r>
+              <w:rPr>
+                <w:b/>
+                <w:bCs/>
+                <w:sz w:val="20"/>
+                <w:szCs w:val="20"/>
+                <w:lang w:val="en-AU" w:eastAsia="en-AU"/>
+              </w:rPr>
+              <w:t>.Risk}}</w:t>
             </w:r>
           </w:p>
         </w:tc>
@@ -17625,13 +17954,7 @@
           <w:bCs/>
           <w:lang w:val="en-AU" w:eastAsia="en-AU"/>
         </w:rPr>
-        <w:t>{{domain_scores.ReliabilitySafety.Impact}}</w:t>
-      </w:r>
-      <w:r>
-        <w:rPr>
-          <w:lang w:val="en-AU" w:eastAsia="en-AU"/>
-        </w:rPr>
-        <w:t xml:space="preserve">, reflecting the potential severity of harm should system failures or unsafe behaviours occur. The </w:t>
+        <w:t>{{domain_scores.</w:t>
       </w:r>
       <w:r>
         <w:rPr>
@@ -17639,13 +17962,7 @@
           <w:bCs/>
           <w:lang w:val="en-AU" w:eastAsia="en-AU"/>
         </w:rPr>
-        <w:t>likelihood score</w:t>
-      </w:r>
-      <w:r>
-        <w:rPr>
-          <w:lang w:val="en-AU" w:eastAsia="en-AU"/>
-        </w:rPr>
-        <w:t xml:space="preserve"> was assessed as </w:t>
+        <w:t>Reliability</w:t>
       </w:r>
       <w:r>
         <w:rPr>
@@ -17653,26 +17970,13 @@
           <w:bCs/>
           <w:lang w:val="en-AU" w:eastAsia="en-AU"/>
         </w:rPr>
-        <w:t>{{domain_scores.ReliabilitySafety.Likelihood}}</w:t>
-      </w:r>
-      <w:r>
-        <w:rPr>
-          <w:lang w:val="en-AU" w:eastAsia="en-AU"/>
-        </w:rPr>
-        <w:t>, informed by factors such as system autonomy, integration with other systems or processes ({{ faira_form.A1_9 | format_list }}), monitoring arrangements ({{ faira_form.A5_3 | format_list }}), and the operating environment in which the system is deployed.</w:t>
-      </w:r>
-    </w:p>
-    <w:p>
-      <w:pPr>
-        <w:rPr>
-          <w:lang w:val="en-AU" w:eastAsia="en-AU"/>
-        </w:rPr>
-      </w:pPr>
-      <w:r>
-        <w:rPr>
-          <w:lang w:val="en-AU" w:eastAsia="en-AU"/>
-        </w:rPr>
-        <w:t xml:space="preserve">The effectiveness of existing controls relevant to this domain was assessed as </w:t>
+        <w:t>.Impact}}</w:t>
+      </w:r>
+      <w:r>
+        <w:rPr>
+          <w:lang w:val="en-AU" w:eastAsia="en-AU"/>
+        </w:rPr>
+        <w:t xml:space="preserve">, reflecting the potential severity of harm should system failures or unsafe behaviours occur. The </w:t>
       </w:r>
       <w:r>
         <w:rPr>
@@ -17680,13 +17984,13 @@
           <w:bCs/>
           <w:lang w:val="en-AU" w:eastAsia="en-AU"/>
         </w:rPr>
-        <w:t>{{domain_scores.ReliabilitySafety.Control_Effectiveness}}</w:t>
-      </w:r>
-      <w:r>
-        <w:rPr>
-          <w:lang w:val="en-AU" w:eastAsia="en-AU"/>
-        </w:rPr>
-        <w:t xml:space="preserve">, taking into account testing practices, monitoring mechanisms, incident detection processes, and escalation pathways intended to identify or respond to failures or unsafe outcomes ({{ faira_form.A5_6 | format_list }}). After accounting for these controls, the resulting </w:t>
+        <w:t>likelihood score</w:t>
+      </w:r>
+      <w:r>
+        <w:rPr>
+          <w:lang w:val="en-AU" w:eastAsia="en-AU"/>
+        </w:rPr>
+        <w:t xml:space="preserve"> was assessed as </w:t>
       </w:r>
       <w:r>
         <w:rPr>
@@ -17694,13 +17998,7 @@
           <w:bCs/>
           <w:lang w:val="en-AU" w:eastAsia="en-AU"/>
         </w:rPr>
-        <w:t>residual domain risk score</w:t>
-      </w:r>
-      <w:r>
-        <w:rPr>
-          <w:lang w:val="en-AU" w:eastAsia="en-AU"/>
-        </w:rPr>
-        <w:t xml:space="preserve"> is </w:t>
+        <w:t>{{domain_scores.</w:t>
       </w:r>
       <w:r>
         <w:rPr>
@@ -17708,7 +18006,102 @@
           <w:bCs/>
           <w:lang w:val="en-AU" w:eastAsia="en-AU"/>
         </w:rPr>
-        <w:t>{{domain_scores.ReliabilitySafety.Risk}}</w:t>
+        <w:t>Reliability</w:t>
+      </w:r>
+      <w:r>
+        <w:rPr>
+          <w:b/>
+          <w:bCs/>
+          <w:lang w:val="en-AU" w:eastAsia="en-AU"/>
+        </w:rPr>
+        <w:t>.Likelihood}}</w:t>
+      </w:r>
+      <w:r>
+        <w:rPr>
+          <w:lang w:val="en-AU" w:eastAsia="en-AU"/>
+        </w:rPr>
+        <w:t>, informed by factors such as system autonomy, integration with other systems or processes ({{ faira_form.A1_9 | format_list }}), monitoring arrangements ({{ faira_form.A5_3 | format_list }}), and the operating environment in which the system is deployed.</w:t>
+      </w:r>
+    </w:p>
+    <w:p>
+      <w:pPr>
+        <w:rPr>
+          <w:lang w:val="en-AU" w:eastAsia="en-AU"/>
+        </w:rPr>
+      </w:pPr>
+      <w:r>
+        <w:rPr>
+          <w:lang w:val="en-AU" w:eastAsia="en-AU"/>
+        </w:rPr>
+        <w:t xml:space="preserve">The effectiveness of existing controls relevant to this domain was assessed as </w:t>
+      </w:r>
+      <w:r>
+        <w:rPr>
+          <w:b/>
+          <w:bCs/>
+          <w:lang w:val="en-AU" w:eastAsia="en-AU"/>
+        </w:rPr>
+        <w:t>{{domain_scores.</w:t>
+      </w:r>
+      <w:r>
+        <w:rPr>
+          <w:b/>
+          <w:bCs/>
+          <w:lang w:val="en-AU" w:eastAsia="en-AU"/>
+        </w:rPr>
+        <w:t>Reliability</w:t>
+      </w:r>
+      <w:r>
+        <w:rPr>
+          <w:b/>
+          <w:bCs/>
+          <w:lang w:val="en-AU" w:eastAsia="en-AU"/>
+        </w:rPr>
+        <w:t>.Control_Effectiveness}}</w:t>
+      </w:r>
+      <w:r>
+        <w:rPr>
+          <w:lang w:val="en-AU" w:eastAsia="en-AU"/>
+        </w:rPr>
+        <w:t xml:space="preserve">, taking into account testing practices, monitoring mechanisms, incident detection processes, and escalation pathways intended to identify or respond to failures or unsafe outcomes ({{ faira_form.A5_6 | format_list }}). After accounting for these controls, the resulting </w:t>
+      </w:r>
+      <w:r>
+        <w:rPr>
+          <w:b/>
+          <w:bCs/>
+          <w:lang w:val="en-AU" w:eastAsia="en-AU"/>
+        </w:rPr>
+        <w:t>residual domain risk score</w:t>
+      </w:r>
+      <w:r>
+        <w:rPr>
+          <w:lang w:val="en-AU" w:eastAsia="en-AU"/>
+        </w:rPr>
+        <w:t xml:space="preserve"> is </w:t>
+      </w:r>
+      <w:r>
+        <w:rPr>
+          <w:b/>
+          <w:bCs/>
+          <w:lang w:val="en-AU" w:eastAsia="en-AU"/>
+        </w:rPr>
+        <w:t>{{domain_scores.</w:t>
+      </w:r>
+      <w:r>
+        <w:rPr>
+          <w:b/>
+          <w:bCs/>
+          <w:lang w:val="en-AU" w:eastAsia="en-AU"/>
+        </w:rPr>
+        <w:t>Reliability</w:t>
+      </w:r>
+      <w:r>
+        <w:rPr>
+          <w:b/>
+          <w:bCs/>
+          <w:lang w:val="en-AU" w:eastAsia="en-AU"/>
+        </w:rPr>
+        <w:t>.Risk}}</w:t>
       </w:r>
       <w:r>
         <w:rPr>
@@ -18121,7 +18514,23 @@
                 <w:szCs w:val="20"/>
                 <w:lang w:val="en-AU" w:eastAsia="en-AU"/>
               </w:rPr>
-              <w:t>{{domain_scores.ReliabilitySafety.Impact}}</w:t>
+              <w:t>{{domain_scores.</w:t>
+            </w:r>
+            <w:r>
+              <w:rPr>
+                <w:sz w:val="20"/>
+                <w:szCs w:val="20"/>
+                <w:lang w:val="en-AU" w:eastAsia="en-AU"/>
+              </w:rPr>
+              <w:t>Reliability</w:t>
+            </w:r>
+            <w:r>
+              <w:rPr>
+                <w:sz w:val="20"/>
+                <w:szCs w:val="20"/>
+                <w:lang w:val="en-AU" w:eastAsia="en-AU"/>
+              </w:rPr>
+              <w:t>.Impact}}</w:t>
             </w:r>
           </w:p>
         </w:tc>
@@ -18207,7 +18616,23 @@
                 <w:szCs w:val="20"/>
                 <w:lang w:val="en-AU" w:eastAsia="en-AU"/>
               </w:rPr>
-              <w:t>{{domain_scores.ReliabilitySafety.Likelihood}}</w:t>
+              <w:t>{{domain_scores.</w:t>
+            </w:r>
+            <w:r>
+              <w:rPr>
+                <w:sz w:val="20"/>
+                <w:szCs w:val="20"/>
+                <w:lang w:val="en-AU" w:eastAsia="en-AU"/>
+              </w:rPr>
+              <w:t>Reliability</w:t>
+            </w:r>
+            <w:r>
+              <w:rPr>
+                <w:sz w:val="20"/>
+                <w:szCs w:val="20"/>
+                <w:lang w:val="en-AU" w:eastAsia="en-AU"/>
+              </w:rPr>
+              <w:t>.Likelihood}}</w:t>
             </w:r>
           </w:p>
         </w:tc>
@@ -18293,7 +18718,23 @@
                 <w:szCs w:val="20"/>
                 <w:lang w:val="en-AU" w:eastAsia="en-AU"/>
               </w:rPr>
-              <w:t>{{domain_scores.ReliabilitySafety.Inherent_Risk}}</w:t>
+              <w:t>{{domain_scores.</w:t>
+            </w:r>
+            <w:r>
+              <w:rPr>
+                <w:sz w:val="20"/>
+                <w:szCs w:val="20"/>
+                <w:lang w:val="en-AU" w:eastAsia="en-AU"/>
+              </w:rPr>
+              <w:t>Reliability</w:t>
+            </w:r>
+            <w:r>
+              <w:rPr>
+                <w:sz w:val="20"/>
+                <w:szCs w:val="20"/>
+                <w:lang w:val="en-AU" w:eastAsia="en-AU"/>
+              </w:rPr>
+              <w:t>.Inherent_Risk}}</w:t>
             </w:r>
           </w:p>
         </w:tc>
@@ -18379,7 +18820,23 @@
                 <w:szCs w:val="20"/>
                 <w:lang w:val="en-AU" w:eastAsia="en-AU"/>
               </w:rPr>
-              <w:t>{{domain_scores.ReliabilitySafety.Control_Effectiveness}}</w:t>
+              <w:t>{{domain_scores.</w:t>
+            </w:r>
+            <w:r>
+              <w:rPr>
+                <w:sz w:val="20"/>
+                <w:szCs w:val="20"/>
+                <w:lang w:val="en-AU" w:eastAsia="en-AU"/>
+              </w:rPr>
+              <w:t>Reliability</w:t>
+            </w:r>
+            <w:r>
+              <w:rPr>
+                <w:sz w:val="20"/>
+                <w:szCs w:val="20"/>
+                <w:lang w:val="en-AU" w:eastAsia="en-AU"/>
+              </w:rPr>
+              <w:t>.Control_Effectiveness}}</w:t>
             </w:r>
           </w:p>
         </w:tc>
@@ -18469,7 +18926,27 @@
                 <w:szCs w:val="20"/>
                 <w:lang w:val="en-AU" w:eastAsia="en-AU"/>
               </w:rPr>
-              <w:t>{{domain_scores.ReliabilitySafety.Risk}}</w:t>
+              <w:t>{{domain_scores.</w:t>
+            </w:r>
+            <w:r>
+              <w:rPr>
+                <w:b/>
+                <w:bCs/>
+                <w:sz w:val="20"/>
+                <w:szCs w:val="20"/>
+                <w:lang w:val="en-AU" w:eastAsia="en-AU"/>
+              </w:rPr>
+              <w:t>Reliability</w:t>
+            </w:r>
+            <w:r>
+              <w:rPr>
+                <w:b/>
+                <w:bCs/>
+                <w:sz w:val="20"/>
+                <w:szCs w:val="20"/>
+                <w:lang w:val="en-AU" w:eastAsia="en-AU"/>
+              </w:rPr>
+              <w:t>.Risk}}</w:t>
             </w:r>
           </w:p>
         </w:tc>
@@ -18794,13 +19271,7 @@
           <w:bCs/>
           <w:lang w:val="en-AU" w:eastAsia="en-AU"/>
         </w:rPr>
-        <w:t>{{domain_scores.TransparencyExplainability.Impact}}</w:t>
-      </w:r>
-      <w:r>
-        <w:rPr>
-          <w:lang w:val="en-AU" w:eastAsia="en-AU"/>
-        </w:rPr>
-        <w:t xml:space="preserve">, reflecting the potential severity of harm that may arise if system behaviour or outcomes are insufficiently understood. The </w:t>
+        <w:t>{{domain_scores.</w:t>
       </w:r>
       <w:r>
         <w:rPr>
@@ -18808,13 +19279,7 @@
           <w:bCs/>
           <w:lang w:val="en-AU" w:eastAsia="en-AU"/>
         </w:rPr>
-        <w:t>likelihood score</w:t>
-      </w:r>
-      <w:r>
-        <w:rPr>
-          <w:lang w:val="en-AU" w:eastAsia="en-AU"/>
-        </w:rPr>
-        <w:t xml:space="preserve"> was assessed as </w:t>
+        <w:t>Transparency</w:t>
       </w:r>
       <w:r>
         <w:rPr>
@@ -18822,95 +19287,13 @@
           <w:bCs/>
           <w:lang w:val="en-AU" w:eastAsia="en-AU"/>
         </w:rPr>
-        <w:t>{{domain_scores.TransparencyExplainability.Likelihood}}</w:t>
-      </w:r>
-      <w:r>
-        <w:rPr>
-          <w:lang w:val="en-AU" w:eastAsia="en-AU"/>
-        </w:rPr>
-        <w:t>, informed by factors such as the availability of explanations ({{ faira_form.B6_1 | rating_label }}), the clarity and usefulness of those explanations ({{ faira_form.B6_2 | rating_label }}), and whether affected individuals are informed about the use of AI in decision-making ({{ faira_form.A3_4 | format_list }}).</w:t>
-      </w:r>
-    </w:p>
-    <w:p>
-      <w:r>
-        <w:t>{%p if faira_form.B6_3 == "Yes" %}</w:t>
-      </w:r>
-    </w:p>
-    <w:p>
-      <w:r>
-        <w:t>The assessment indicates that users and/or affected individuals are informed that AI is being used. The groups informed include {{ faira_form.B6_3_audience | format_list if faira_form.B6_3_audience else "audience not specified" }}. Disclosure is provided through {{ faira_form.B6_3_methods | format_list if faira_form.B6_3_methods else "method(s) not specified" }} and occurs {{ faira_form.B6_3_timing if faira_form.B6_3_timing else "at a time not specified" }}.</w:t>
-      </w:r>
-    </w:p>
-    <w:p>
-      <w:r>
-        <w:t>Information provided as part of the disclosure includes {{ faira_form.B6_3_information_provided | format_list if faira_form.B6_3_information_provided else "information not specified" }}{% if faira_form.B6_3_notes %}. Additional notes: {{ faira_form.B6_3_notes }}{% endif %}.</w:t>
-      </w:r>
-    </w:p>
-    <w:p>
-      <w:r>
-        <w:t>{%p else %}</w:t>
-      </w:r>
-    </w:p>
-    <w:p>
-      <w:r>
-        <w:t>The assessment indicates that users and/or affected individuals are not informed that AI is being used.</w:t>
-      </w:r>
-    </w:p>
-    <w:p>
-      <w:r>
-        <w:t>{%p endif %}</w:t>
-      </w:r>
-    </w:p>
-    <w:p>
-      <w:r>
-        <w:t>{%p if faira_form.B6_4 == "Yes" %}</w:t>
-      </w:r>
-    </w:p>
-    <w:p>
-      <w:r>
-        <w:t>The assessment indicates that meaningful explanations of AI-supported outcomes can be provided to users and/or affected individuals. Explanations are available to {{ faira_form.B6_4_audience | format_list if faira_form.B6_4_audience else "audience not specified" }} and are delivered through {{ faira_form.B6_4_explanation_methods | format_list if faira_form.B6_4_explanation_methods else "method(s) not specified" }}.</w:t>
-      </w:r>
-    </w:p>
-    <w:p>
-      <w:r>
-        <w:t xml:space="preserve">Explanations are available {{ faira_form.B6_4_timing if faira_form.B6_4_timing else "at a time not specified" }} and include information such as {{ faira_form.B6_4_explanation_content | format_list if faira_form.B6_4_explanation_content else "content not specified" }}. The accessibility of explanations to non-technical audiences is described as {{ faira_form.B6_4_accessibility if faira_form.B6_4_accessibility else "not specified" }}{% if faira_form.B6_4_limitations_disclosed %}, with limitations or uncertainty </w:t>
-      </w:r>
-      <w:r>
-        <w:rPr>
-          <w:highlight w:val="yellow"/>
-        </w:rPr>
-        <w:t>{{ faira_form.B6_4_limitations_disclosed | lower }}</w:t>
-      </w:r>
-      <w:r>
-        <w:t>{% endif %}{% if faira_form.B6_4_notes %}. Additional notes: {{ faira_form.B6_4_notes }}{% endif %}.</w:t>
-      </w:r>
-    </w:p>
-    <w:p>
-      <w:r>
-        <w:t>{%p else %}</w:t>
-      </w:r>
-    </w:p>
-    <w:p>
-      <w:r>
-        <w:t>The assessment indicates that meaningful explanations of AI-supported outcomes cannot be provided to users or affected individuals.</w:t>
-      </w:r>
-    </w:p>
-    <w:p>
-      <w:r>
-        <w:t>{%p endif %}</w:t>
-      </w:r>
-    </w:p>
-    <w:p>
-      <w:pPr>
-        <w:rPr>
-          <w:lang w:val="en-AU" w:eastAsia="en-AU"/>
-        </w:rPr>
-      </w:pPr>
-      <w:r>
-        <w:rPr>
-          <w:lang w:val="en-AU" w:eastAsia="en-AU"/>
-        </w:rPr>
-        <w:t xml:space="preserve">The effectiveness of existing controls relevant to this domain was assessed as </w:t>
+        <w:t>.Impact}}</w:t>
+      </w:r>
+      <w:r>
+        <w:rPr>
+          <w:lang w:val="en-AU" w:eastAsia="en-AU"/>
+        </w:rPr>
+        <w:t xml:space="preserve">, reflecting the potential severity of harm that may arise if system behaviour or outcomes are insufficiently understood. The </w:t>
       </w:r>
       <w:r>
         <w:rPr>
@@ -18918,26 +19301,13 @@
           <w:bCs/>
           <w:lang w:val="en-AU" w:eastAsia="en-AU"/>
         </w:rPr>
-        <w:t>{{domain_scores.TransparencyExplainability.Control_Effectiveness}}</w:t>
-      </w:r>
-      <w:r>
-        <w:rPr>
-          <w:lang w:val="en-AU" w:eastAsia="en-AU"/>
-        </w:rPr>
-        <w:t xml:space="preserve">, taking into account governance arrangements, documentation practices, and processes intended to support transparency and explainability across the system lifecycle </w:t>
-      </w:r>
-      <w:r>
-        <w:rPr>
-          <w:highlight w:val="yellow"/>
-          <w:lang w:val="en-AU" w:eastAsia="en-AU"/>
-        </w:rPr>
-        <w:t>({{ faira_form.A5_5 | format_list }}</w:t>
-      </w:r>
-      <w:r>
-        <w:rPr>
-          <w:lang w:val="en-AU" w:eastAsia="en-AU"/>
-        </w:rPr>
-        <w:t xml:space="preserve">). After accounting for these controls, the resulting </w:t>
+        <w:t>likelihood score</w:t>
+      </w:r>
+      <w:r>
+        <w:rPr>
+          <w:lang w:val="en-AU" w:eastAsia="en-AU"/>
+        </w:rPr>
+        <w:t xml:space="preserve"> was assessed as </w:t>
       </w:r>
       <w:r>
         <w:rPr>
@@ -18945,13 +19315,7 @@
           <w:bCs/>
           <w:lang w:val="en-AU" w:eastAsia="en-AU"/>
         </w:rPr>
-        <w:t>residual domain risk score</w:t>
-      </w:r>
-      <w:r>
-        <w:rPr>
-          <w:lang w:val="en-AU" w:eastAsia="en-AU"/>
-        </w:rPr>
-        <w:t xml:space="preserve"> is </w:t>
+        <w:t>{{domain_scores.</w:t>
       </w:r>
       <w:r>
         <w:rPr>
@@ -18959,7 +19323,184 @@
           <w:bCs/>
           <w:lang w:val="en-AU" w:eastAsia="en-AU"/>
         </w:rPr>
-        <w:t>{{domain_scores.TransparencyExplainability.Risk}}</w:t>
+        <w:t>Transparency</w:t>
+      </w:r>
+      <w:r>
+        <w:rPr>
+          <w:b/>
+          <w:bCs/>
+          <w:lang w:val="en-AU" w:eastAsia="en-AU"/>
+        </w:rPr>
+        <w:t>.Likelihood}}</w:t>
+      </w:r>
+      <w:r>
+        <w:rPr>
+          <w:lang w:val="en-AU" w:eastAsia="en-AU"/>
+        </w:rPr>
+        <w:t>, informed by factors such as the availability of explanations ({{ faira_form.B6_1 | rating_label }}), the clarity and usefulness of those explanations ({{ faira_form.B6_2 | rating_label }}), and whether affected individuals are informed about the use of AI in decision-making ({{ faira_form.A3_4 | format_list }}).</w:t>
+      </w:r>
+    </w:p>
+    <w:p>
+      <w:r>
+        <w:t>{%p if faira_form.B6_3 == "Yes" %}</w:t>
+      </w:r>
+    </w:p>
+    <w:p>
+      <w:r>
+        <w:t>The assessment indicates that users and/or affected individuals are informed that AI is being used. The groups informed include {{ faira_form.B6_3_audience | format_list if faira_form.B6_3_audience else "audience not specified" }}. Disclosure is provided through {{ faira_form.B6_3_methods | format_list if faira_form.B6_3_methods else "method(s) not specified" }} and occurs {{ faira_form.B6_3_timing if faira_form.B6_3_timing else "at a time not specified" }}.</w:t>
+      </w:r>
+    </w:p>
+    <w:p>
+      <w:r>
+        <w:t>Information provided as part of the disclosure includes {{ faira_form.B6_3_information_provided | format_list if faira_form.B6_3_information_provided else "information not specified" }}{% if faira_form.B6_3_notes %}. Additional notes: {{ faira_form.B6_3_notes }}{% endif %}.</w:t>
+      </w:r>
+    </w:p>
+    <w:p>
+      <w:r>
+        <w:t>{%p else %}</w:t>
+      </w:r>
+    </w:p>
+    <w:p>
+      <w:r>
+        <w:t>The assessment indicates that users and/or affected individuals are not informed that AI is being used.</w:t>
+      </w:r>
+    </w:p>
+    <w:p>
+      <w:r>
+        <w:t>{%p endif %}</w:t>
+      </w:r>
+    </w:p>
+    <w:p>
+      <w:r>
+        <w:t>{%p if faira_form.B6_4 == "Yes" %}</w:t>
+      </w:r>
+    </w:p>
+    <w:p>
+      <w:r>
+        <w:t>The assessment indicates that meaningful explanations of AI-supported outcomes can be provided to users and/or affected individuals. Explanations are available to {{ faira_form.B6_4_audience | format_list if faira_form.B6_4_audience else "audience not specified" }} and are delivered through {{ faira_form.B6_4_explanation_methods | format_list if faira_form.B6_4_explanation_methods else "method(s) not specified" }}.</w:t>
+      </w:r>
+    </w:p>
+    <w:p>
+      <w:r>
+        <w:t xml:space="preserve">Explanations are available {{ faira_form.B6_4_timing if faira_form.B6_4_timing else "at a time not specified" }} and include information such as {{ faira_form.B6_4_explanation_content | format_list if faira_form.B6_4_explanation_content else "content not specified" }}. The accessibility of explanations to non-technical audiences is described as {{ faira_form.B6_4_accessibility if faira_form.B6_4_accessibility else "not specified" }}{% if faira_form.B6_4_limitations_disclosed %}, with limitations or uncertainty </w:t>
+      </w:r>
+      <w:r>
+        <w:rPr>
+          <w:highlight w:val="yellow"/>
+        </w:rPr>
+        <w:t>{{ faira_form.B6_4_limitations_disclosed | lower }}</w:t>
+      </w:r>
+      <w:r>
+        <w:t>{% endif %}{% if faira_form.B6_4_notes %}. Additional notes: {{ faira_form.B6_4_notes }}{% endif %}.</w:t>
+      </w:r>
+    </w:p>
+    <w:p>
+      <w:r>
+        <w:t>{%p else %}</w:t>
+      </w:r>
+    </w:p>
+    <w:p>
+      <w:r>
+        <w:t>The assessment indicates that meaningful explanations of AI-supported outcomes cannot be provided to users or affected individuals.</w:t>
+      </w:r>
+    </w:p>
+    <w:p>
+      <w:r>
+        <w:t>{%p endif %}</w:t>
+      </w:r>
+    </w:p>
+    <w:p>
+      <w:pPr>
+        <w:rPr>
+          <w:lang w:val="en-AU" w:eastAsia="en-AU"/>
+        </w:rPr>
+      </w:pPr>
+      <w:r>
+        <w:rPr>
+          <w:lang w:val="en-AU" w:eastAsia="en-AU"/>
+        </w:rPr>
+        <w:t xml:space="preserve">The effectiveness of existing controls relevant to this domain was assessed as </w:t>
+      </w:r>
+      <w:r>
+        <w:rPr>
+          <w:b/>
+          <w:bCs/>
+          <w:lang w:val="en-AU" w:eastAsia="en-AU"/>
+        </w:rPr>
+        <w:t>{{domain_scores.</w:t>
+      </w:r>
+      <w:r>
+        <w:rPr>
+          <w:b/>
+          <w:bCs/>
+          <w:lang w:val="en-AU" w:eastAsia="en-AU"/>
+        </w:rPr>
+        <w:t>Transparency</w:t>
+      </w:r>
+      <w:r>
+        <w:rPr>
+          <w:b/>
+          <w:bCs/>
+          <w:lang w:val="en-AU" w:eastAsia="en-AU"/>
+        </w:rPr>
+        <w:t>.Control_Effectiveness}}</w:t>
+      </w:r>
+      <w:r>
+        <w:rPr>
+          <w:lang w:val="en-AU" w:eastAsia="en-AU"/>
+        </w:rPr>
+        <w:t xml:space="preserve">, taking into account governance arrangements, documentation practices, and processes intended to support transparency and explainability across the system lifecycle </w:t>
+      </w:r>
+      <w:r>
+        <w:rPr>
+          <w:highlight w:val="yellow"/>
+          <w:lang w:val="en-AU" w:eastAsia="en-AU"/>
+        </w:rPr>
+        <w:t>({{ faira_form.A5_5 | format_list }}</w:t>
+      </w:r>
+      <w:r>
+        <w:rPr>
+          <w:lang w:val="en-AU" w:eastAsia="en-AU"/>
+        </w:rPr>
+        <w:t xml:space="preserve">). After accounting for these controls, the resulting </w:t>
+      </w:r>
+      <w:r>
+        <w:rPr>
+          <w:b/>
+          <w:bCs/>
+          <w:lang w:val="en-AU" w:eastAsia="en-AU"/>
+        </w:rPr>
+        <w:t>residual domain risk score</w:t>
+      </w:r>
+      <w:r>
+        <w:rPr>
+          <w:lang w:val="en-AU" w:eastAsia="en-AU"/>
+        </w:rPr>
+        <w:t xml:space="preserve"> is </w:t>
+      </w:r>
+      <w:r>
+        <w:rPr>
+          <w:b/>
+          <w:bCs/>
+          <w:lang w:val="en-AU" w:eastAsia="en-AU"/>
+        </w:rPr>
+        <w:t>{{domain_scores.</w:t>
+      </w:r>
+      <w:r>
+        <w:rPr>
+          <w:b/>
+          <w:bCs/>
+          <w:lang w:val="en-AU" w:eastAsia="en-AU"/>
+        </w:rPr>
+        <w:t>Transparency</w:t>
+      </w:r>
+      <w:r>
+        <w:rPr>
+          <w:b/>
+          <w:bCs/>
+          <w:lang w:val="en-AU" w:eastAsia="en-AU"/>
+        </w:rPr>
+        <w:t>.Risk}}</w:t>
       </w:r>
       <w:r>
         <w:rPr>
@@ -19359,7 +19900,23 @@
                 <w:szCs w:val="20"/>
                 <w:lang w:val="en-AU" w:eastAsia="en-AU"/>
               </w:rPr>
-              <w:t>{{domain_scores.TransparencyExplainability.Impact}}</w:t>
+              <w:t>{{domain_scores.</w:t>
+            </w:r>
+            <w:r>
+              <w:rPr>
+                <w:sz w:val="20"/>
+                <w:szCs w:val="20"/>
+                <w:lang w:val="en-AU" w:eastAsia="en-AU"/>
+              </w:rPr>
+              <w:t>Transparency</w:t>
+            </w:r>
+            <w:r>
+              <w:rPr>
+                <w:sz w:val="20"/>
+                <w:szCs w:val="20"/>
+                <w:lang w:val="en-AU" w:eastAsia="en-AU"/>
+              </w:rPr>
+              <w:t>.Impact}}</w:t>
             </w:r>
           </w:p>
         </w:tc>
@@ -19445,7 +20002,23 @@
                 <w:szCs w:val="20"/>
                 <w:lang w:val="en-AU" w:eastAsia="en-AU"/>
               </w:rPr>
-              <w:t>{{domain_scores.TransparencyExplainability.Likelihood}}</w:t>
+              <w:t>{{domain_scores.</w:t>
+            </w:r>
+            <w:r>
+              <w:rPr>
+                <w:sz w:val="20"/>
+                <w:szCs w:val="20"/>
+                <w:lang w:val="en-AU" w:eastAsia="en-AU"/>
+              </w:rPr>
+              <w:t>Transparency</w:t>
+            </w:r>
+            <w:r>
+              <w:rPr>
+                <w:sz w:val="20"/>
+                <w:szCs w:val="20"/>
+                <w:lang w:val="en-AU" w:eastAsia="en-AU"/>
+              </w:rPr>
+              <w:t>.Likelihood}}</w:t>
             </w:r>
           </w:p>
         </w:tc>
@@ -19531,7 +20104,23 @@
                 <w:szCs w:val="20"/>
                 <w:lang w:val="en-AU" w:eastAsia="en-AU"/>
               </w:rPr>
-              <w:t>{{domain_scores.TransparencyExplainability.Inherent_Risk}}</w:t>
+              <w:t>{{domain_scores.</w:t>
+            </w:r>
+            <w:r>
+              <w:rPr>
+                <w:sz w:val="20"/>
+                <w:szCs w:val="20"/>
+                <w:lang w:val="en-AU" w:eastAsia="en-AU"/>
+              </w:rPr>
+              <w:t>Transparency</w:t>
+            </w:r>
+            <w:r>
+              <w:rPr>
+                <w:sz w:val="20"/>
+                <w:szCs w:val="20"/>
+                <w:lang w:val="en-AU" w:eastAsia="en-AU"/>
+              </w:rPr>
+              <w:t>.Inherent_Risk}}</w:t>
             </w:r>
           </w:p>
         </w:tc>
@@ -19617,7 +20206,23 @@
                 <w:szCs w:val="20"/>
                 <w:lang w:val="en-AU" w:eastAsia="en-AU"/>
               </w:rPr>
-              <w:t>{{domain_scores.TransparencyExplainability.Control_Effectiveness}}</w:t>
+              <w:t>{{domain_scores.</w:t>
+            </w:r>
+            <w:r>
+              <w:rPr>
+                <w:sz w:val="20"/>
+                <w:szCs w:val="20"/>
+                <w:lang w:val="en-AU" w:eastAsia="en-AU"/>
+              </w:rPr>
+              <w:t>Transparency</w:t>
+            </w:r>
+            <w:r>
+              <w:rPr>
+                <w:sz w:val="20"/>
+                <w:szCs w:val="20"/>
+                <w:lang w:val="en-AU" w:eastAsia="en-AU"/>
+              </w:rPr>
+              <w:t>.Control_Effectiveness}}</w:t>
             </w:r>
           </w:p>
         </w:tc>
@@ -19707,7 +20312,27 @@
                 <w:szCs w:val="20"/>
                 <w:lang w:val="en-AU" w:eastAsia="en-AU"/>
               </w:rPr>
-              <w:t>{{domain_scores.TransparencyExplainability.Risk}}</w:t>
+              <w:t>{{domain_scores.</w:t>
+            </w:r>
+            <w:r>
+              <w:rPr>
+                <w:b/>
+                <w:bCs/>
+                <w:sz w:val="20"/>
+                <w:szCs w:val="20"/>
+                <w:lang w:val="en-AU" w:eastAsia="en-AU"/>
+              </w:rPr>
+              <w:t>Transparency</w:t>
+            </w:r>
+            <w:r>
+              <w:rPr>
+                <w:b/>
+                <w:bCs/>
+                <w:sz w:val="20"/>
+                <w:szCs w:val="20"/>
+                <w:lang w:val="en-AU" w:eastAsia="en-AU"/>
+              </w:rPr>
+              <w:t>.Risk}}</w:t>
             </w:r>
           </w:p>
         </w:tc>
@@ -19755,6 +20380,9 @@
       </w:r>
       <w:fldSimple w:instr=" SEQ Table \* ARABIC ">
         <w:r>
+          <w:rPr>
+            <w:noProof/>
+          </w:rPr>
           <w:t>12</w:t>
         </w:r>
       </w:fldSimple>
@@ -20231,6 +20859,9 @@
       </w:r>
       <w:fldSimple w:instr=" SEQ Table \* ARABIC ">
         <w:r>
+          <w:rPr>
+            <w:noProof/>
+          </w:rPr>
           <w:t>13</w:t>
         </w:r>
       </w:fldSimple>
@@ -20695,6 +21326,9 @@
       </w:r>
       <w:fldSimple w:instr=" SEQ Table \* ARABIC ">
         <w:r>
+          <w:rPr>
+            <w:noProof/>
+          </w:rPr>
           <w:t>14</w:t>
         </w:r>
       </w:fldSimple>
@@ -28506,41 +29140,32 @@
     </w:p>
     <w:tbl>
       <w:tblPr>
-        <w:tblW w:w="5000" w:type="pct"/>
-        <w:tblLayout w:type="fixed"/>
-        <w:tblCellMar>
-          <w:top w:w="43" w:type="dxa"/>
-          <w:left w:w="43" w:type="dxa"/>
-          <w:bottom w:w="43" w:type="dxa"/>
-          <w:right w:w="43" w:type="dxa"/>
-        </w:tblCellMar>
+        <w:tblStyle w:val="TableGrid"/>
+        <w:tblW w:w="0" w:type="auto"/>
         <w:tblLook w:val="04A0" w:firstRow="1" w:lastRow="0" w:firstColumn="1" w:lastColumn="0" w:noHBand="0" w:noVBand="1"/>
       </w:tblPr>
       <w:tblGrid>
-        <w:gridCol w:w="1225"/>
-        <w:gridCol w:w="1955"/>
-        <w:gridCol w:w="2096"/>
-        <w:gridCol w:w="1199"/>
-        <w:gridCol w:w="1199"/>
-        <w:gridCol w:w="1342"/>
+        <w:gridCol w:w="1239"/>
+        <w:gridCol w:w="1889"/>
+        <w:gridCol w:w="1066"/>
+        <w:gridCol w:w="1195"/>
+        <w:gridCol w:w="1438"/>
+        <w:gridCol w:w="2189"/>
       </w:tblGrid>
       <w:tr>
-        <w:trPr>
-          <w:tblHeader/>
-        </w:trPr>
-        <w:tc>
-          <w:tcPr>
-            <w:tcW w:w="1227" w:type="dxa"/>
-            <w:tcBorders>
-              <w:top w:val="single" w:sz="4" w:space="0" w:color="000000"/>
-              <w:left w:val="single" w:sz="4" w:space="0" w:color="000000"/>
-              <w:bottom w:val="single" w:sz="4" w:space="0" w:color="000000"/>
-              <w:right w:val="single" w:sz="4" w:space="0" w:color="000000"/>
-            </w:tcBorders>
+        <w:tc>
+          <w:tcPr>
+            <w:tcW w:w="1239" w:type="dxa"/>
             <w:shd w:val="clear" w:color="auto" w:fill="D9D9D9" w:themeFill="background1" w:themeFillShade="D9"/>
           </w:tcPr>
           <w:p>
             <w:pPr>
+              <w:rPr>
+                <w:highlight w:val="yellow"/>
+                <w:lang w:val="en-AU" w:eastAsia="en-AU"/>
+              </w:rPr>
+            </w:pPr>
+            <w:r>
               <w:rPr>
                 <w:b/>
                 <w:bCs/>
@@ -28548,6 +29173,21 @@
                 <w:szCs w:val="20"/>
                 <w:lang w:val="en-AU" w:eastAsia="en-AU"/>
               </w:rPr>
+              <w:t>Domain</w:t>
+            </w:r>
+          </w:p>
+        </w:tc>
+        <w:tc>
+          <w:tcPr>
+            <w:tcW w:w="1889" w:type="dxa"/>
+            <w:shd w:val="clear" w:color="auto" w:fill="D9D9D9" w:themeFill="background1" w:themeFillShade="D9"/>
+          </w:tcPr>
+          <w:p>
+            <w:pPr>
+              <w:rPr>
+                <w:highlight w:val="yellow"/>
+                <w:lang w:val="en-AU" w:eastAsia="en-AU"/>
+              </w:rPr>
             </w:pPr>
             <w:r>
               <w:rPr>
@@ -28557,23 +29197,23 @@
                 <w:szCs w:val="20"/>
                 <w:lang w:val="en-AU" w:eastAsia="en-AU"/>
               </w:rPr>
-              <w:t>Domain</w:t>
-            </w:r>
-          </w:p>
-        </w:tc>
-        <w:tc>
-          <w:tcPr>
-            <w:tcW w:w="1957" w:type="dxa"/>
-            <w:tcBorders>
-              <w:top w:val="single" w:sz="4" w:space="0" w:color="000000"/>
-              <w:left w:val="single" w:sz="4" w:space="0" w:color="000000"/>
-              <w:bottom w:val="single" w:sz="4" w:space="0" w:color="000000"/>
-              <w:right w:val="single" w:sz="4" w:space="0" w:color="000000"/>
-            </w:tcBorders>
+              <w:t>Existing Controls</w:t>
+            </w:r>
+          </w:p>
+        </w:tc>
+        <w:tc>
+          <w:tcPr>
+            <w:tcW w:w="1066" w:type="dxa"/>
             <w:shd w:val="clear" w:color="auto" w:fill="D9D9D9" w:themeFill="background1" w:themeFillShade="D9"/>
           </w:tcPr>
           <w:p>
             <w:pPr>
+              <w:rPr>
+                <w:highlight w:val="yellow"/>
+                <w:lang w:val="en-AU" w:eastAsia="en-AU"/>
+              </w:rPr>
+            </w:pPr>
+            <w:r>
               <w:rPr>
                 <w:b/>
                 <w:bCs/>
@@ -28581,6 +29221,21 @@
                 <w:szCs w:val="20"/>
                 <w:lang w:val="en-AU" w:eastAsia="en-AU"/>
               </w:rPr>
+              <w:t>Identified Gaps</w:t>
+            </w:r>
+          </w:p>
+        </w:tc>
+        <w:tc>
+          <w:tcPr>
+            <w:tcW w:w="1195" w:type="dxa"/>
+            <w:shd w:val="clear" w:color="auto" w:fill="D9D9D9" w:themeFill="background1" w:themeFillShade="D9"/>
+          </w:tcPr>
+          <w:p>
+            <w:pPr>
+              <w:rPr>
+                <w:highlight w:val="yellow"/>
+                <w:lang w:val="en-AU" w:eastAsia="en-AU"/>
+              </w:rPr>
             </w:pPr>
             <w:r>
               <w:rPr>
@@ -28590,23 +29245,23 @@
                 <w:szCs w:val="20"/>
                 <w:lang w:val="en-AU" w:eastAsia="en-AU"/>
               </w:rPr>
-              <w:t>Existing Controls</w:t>
-            </w:r>
-          </w:p>
-        </w:tc>
-        <w:tc>
-          <w:tcPr>
-            <w:tcW w:w="2098" w:type="dxa"/>
-            <w:tcBorders>
-              <w:top w:val="single" w:sz="4" w:space="0" w:color="000000"/>
-              <w:left w:val="single" w:sz="4" w:space="0" w:color="000000"/>
-              <w:bottom w:val="single" w:sz="4" w:space="0" w:color="000000"/>
-              <w:right w:val="single" w:sz="4" w:space="0" w:color="000000"/>
-            </w:tcBorders>
+              <w:t>Priority</w:t>
+            </w:r>
+          </w:p>
+        </w:tc>
+        <w:tc>
+          <w:tcPr>
+            <w:tcW w:w="1438" w:type="dxa"/>
             <w:shd w:val="clear" w:color="auto" w:fill="D9D9D9" w:themeFill="background1" w:themeFillShade="D9"/>
           </w:tcPr>
           <w:p>
             <w:pPr>
+              <w:rPr>
+                <w:highlight w:val="yellow"/>
+                <w:lang w:val="en-AU" w:eastAsia="en-AU"/>
+              </w:rPr>
+            </w:pPr>
+            <w:r>
               <w:rPr>
                 <w:b/>
                 <w:bCs/>
@@ -28614,6 +29269,21 @@
                 <w:szCs w:val="20"/>
                 <w:lang w:val="en-AU" w:eastAsia="en-AU"/>
               </w:rPr>
+              <w:t>Risk Score</w:t>
+            </w:r>
+          </w:p>
+        </w:tc>
+        <w:tc>
+          <w:tcPr>
+            <w:tcW w:w="2189" w:type="dxa"/>
+            <w:shd w:val="clear" w:color="auto" w:fill="D9D9D9" w:themeFill="background1" w:themeFillShade="D9"/>
+          </w:tcPr>
+          <w:p>
+            <w:pPr>
+              <w:rPr>
+                <w:highlight w:val="yellow"/>
+                <w:lang w:val="en-AU" w:eastAsia="en-AU"/>
+              </w:rPr>
             </w:pPr>
             <w:r>
               <w:rPr>
@@ -28623,117 +29293,6 @@
                 <w:szCs w:val="20"/>
                 <w:lang w:val="en-AU" w:eastAsia="en-AU"/>
               </w:rPr>
-              <w:t>Identified Gaps</w:t>
-            </w:r>
-          </w:p>
-        </w:tc>
-        <w:tc>
-          <w:tcPr>
-            <w:tcW w:w="1200" w:type="dxa"/>
-            <w:tcBorders>
-              <w:top w:val="single" w:sz="4" w:space="0" w:color="000000"/>
-              <w:left w:val="single" w:sz="4" w:space="0" w:color="000000"/>
-              <w:bottom w:val="single" w:sz="4" w:space="0" w:color="000000"/>
-              <w:right w:val="single" w:sz="4" w:space="0" w:color="000000"/>
-            </w:tcBorders>
-            <w:shd w:val="clear" w:color="auto" w:fill="D9D9D9" w:themeFill="background1" w:themeFillShade="D9"/>
-          </w:tcPr>
-          <w:p>
-            <w:pPr>
-              <w:rPr>
-                <w:b/>
-                <w:bCs/>
-                <w:sz w:val="20"/>
-                <w:szCs w:val="20"/>
-                <w:lang w:val="en-AU" w:eastAsia="en-AU"/>
-              </w:rPr>
-            </w:pPr>
-            <w:r>
-              <w:rPr>
-                <w:b/>
-                <w:bCs/>
-                <w:sz w:val="20"/>
-                <w:szCs w:val="20"/>
-                <w:lang w:val="en-AU" w:eastAsia="en-AU"/>
-              </w:rPr>
-              <w:t>Priority</w:t>
-            </w:r>
-          </w:p>
-        </w:tc>
-        <w:tc>
-          <w:tcPr>
-            <w:tcW w:w="1200" w:type="dxa"/>
-            <w:tcBorders>
-              <w:top w:val="single" w:sz="4" w:space="0" w:color="000000"/>
-              <w:left w:val="single" w:sz="4" w:space="0" w:color="000000"/>
-              <w:bottom w:val="single" w:sz="4" w:space="0" w:color="000000"/>
-              <w:right w:val="single" w:sz="4" w:space="0" w:color="000000"/>
-            </w:tcBorders>
-            <w:shd w:val="clear" w:color="auto" w:fill="D9D9D9" w:themeFill="background1" w:themeFillShade="D9"/>
-            <w:tcMar>
-              <w:top w:w="15" w:type="dxa"/>
-              <w:left w:w="15" w:type="dxa"/>
-              <w:bottom w:w="15" w:type="dxa"/>
-              <w:right w:w="15" w:type="dxa"/>
-            </w:tcMar>
-          </w:tcPr>
-          <w:p>
-            <w:pPr>
-              <w:rPr>
-                <w:b/>
-                <w:bCs/>
-                <w:sz w:val="20"/>
-                <w:szCs w:val="20"/>
-                <w:lang w:val="en-AU" w:eastAsia="en-AU"/>
-              </w:rPr>
-            </w:pPr>
-            <w:r>
-              <w:rPr>
-                <w:b/>
-                <w:bCs/>
-                <w:sz w:val="20"/>
-                <w:szCs w:val="20"/>
-                <w:lang w:val="en-AU" w:eastAsia="en-AU"/>
-              </w:rPr>
-              <w:t>Risk Score</w:t>
-            </w:r>
-          </w:p>
-        </w:tc>
-        <w:tc>
-          <w:tcPr>
-            <w:tcW w:w="1344" w:type="dxa"/>
-            <w:tcBorders>
-              <w:top w:val="single" w:sz="4" w:space="0" w:color="000000"/>
-              <w:left w:val="single" w:sz="4" w:space="0" w:color="000000"/>
-              <w:bottom w:val="single" w:sz="4" w:space="0" w:color="000000"/>
-              <w:right w:val="single" w:sz="4" w:space="0" w:color="000000"/>
-            </w:tcBorders>
-            <w:shd w:val="clear" w:color="auto" w:fill="D9D9D9" w:themeFill="background1" w:themeFillShade="D9"/>
-            <w:tcMar>
-              <w:top w:w="15" w:type="dxa"/>
-              <w:left w:w="15" w:type="dxa"/>
-              <w:bottom w:w="15" w:type="dxa"/>
-              <w:right w:w="15" w:type="dxa"/>
-            </w:tcMar>
-          </w:tcPr>
-          <w:p>
-            <w:pPr>
-              <w:rPr>
-                <w:b/>
-                <w:bCs/>
-                <w:sz w:val="20"/>
-                <w:szCs w:val="20"/>
-                <w:lang w:val="en-AU" w:eastAsia="en-AU"/>
-              </w:rPr>
-            </w:pPr>
-            <w:r>
-              <w:rPr>
-                <w:b/>
-                <w:bCs/>
-                <w:sz w:val="20"/>
-                <w:szCs w:val="20"/>
-                <w:lang w:val="en-AU" w:eastAsia="en-AU"/>
-              </w:rPr>
               <w:t>Control Effectiveness Score</w:t>
             </w:r>
           </w:p>
@@ -28742,28 +29301,22 @@
       <w:tr>
         <w:tc>
           <w:tcPr>
-            <w:tcW w:w="1227" w:type="dxa"/>
-            <w:tcBorders>
-              <w:top w:val="single" w:sz="4" w:space="0" w:color="000000"/>
-              <w:left w:val="single" w:sz="4" w:space="0" w:color="000000"/>
-              <w:bottom w:val="single" w:sz="4" w:space="0" w:color="000000"/>
-              <w:right w:val="single" w:sz="4" w:space="0" w:color="000000"/>
-            </w:tcBorders>
-            <w:vAlign w:val="center"/>
-          </w:tcPr>
-          <w:p>
-            <w:pPr>
-              <w:rPr>
-                <w:sz w:val="20"/>
-                <w:szCs w:val="20"/>
-                <w:lang w:val="en-AU" w:eastAsia="en-AU"/>
-              </w:rPr>
-            </w:pPr>
-            <w:r>
-              <w:rPr>
-                <w:sz w:val="20"/>
-                <w:szCs w:val="20"/>
-                <w:lang w:eastAsia="en-AU"/>
+            <w:tcW w:w="1239" w:type="dxa"/>
+          </w:tcPr>
+          <w:p>
+            <w:pPr>
+              <w:rPr>
+                <w:sz w:val="20"/>
+                <w:szCs w:val="20"/>
+                <w:highlight w:val="yellow"/>
+                <w:lang w:val="en-AU" w:eastAsia="en-AU"/>
+              </w:rPr>
+            </w:pPr>
+            <w:r>
+              <w:rPr>
+                <w:sz w:val="20"/>
+                <w:szCs w:val="20"/>
+                <w:lang w:val="en-AU" w:eastAsia="en-AU"/>
               </w:rPr>
               <w:t>{%tr for gap in gaps %}</w:t>
             </w:r>
@@ -28771,114 +29324,74 @@
         </w:tc>
         <w:tc>
           <w:tcPr>
-            <w:tcW w:w="1957" w:type="dxa"/>
-            <w:tcBorders>
-              <w:top w:val="single" w:sz="4" w:space="0" w:color="000000"/>
-              <w:left w:val="single" w:sz="4" w:space="0" w:color="000000"/>
-              <w:bottom w:val="single" w:sz="4" w:space="0" w:color="000000"/>
-              <w:right w:val="single" w:sz="4" w:space="0" w:color="000000"/>
-            </w:tcBorders>
-            <w:vAlign w:val="center"/>
-          </w:tcPr>
-          <w:p>
-            <w:pPr>
-              <w:rPr>
-                <w:sz w:val="20"/>
-                <w:szCs w:val="20"/>
-                <w:lang w:val="en-AU" w:eastAsia="en-AU"/>
-              </w:rPr>
-            </w:pPr>
-          </w:p>
-        </w:tc>
-        <w:tc>
-          <w:tcPr>
-            <w:tcW w:w="2098" w:type="dxa"/>
-            <w:tcBorders>
-              <w:top w:val="single" w:sz="4" w:space="0" w:color="000000"/>
-              <w:left w:val="single" w:sz="4" w:space="0" w:color="000000"/>
-              <w:bottom w:val="single" w:sz="4" w:space="0" w:color="000000"/>
-              <w:right w:val="single" w:sz="4" w:space="0" w:color="000000"/>
-            </w:tcBorders>
-            <w:vAlign w:val="center"/>
-          </w:tcPr>
-          <w:p>
-            <w:pPr>
-              <w:rPr>
-                <w:sz w:val="20"/>
-                <w:szCs w:val="20"/>
-                <w:lang w:val="en-AU" w:eastAsia="en-AU"/>
-              </w:rPr>
-            </w:pPr>
-          </w:p>
-        </w:tc>
-        <w:tc>
-          <w:tcPr>
-            <w:tcW w:w="1200" w:type="dxa"/>
-            <w:tcBorders>
-              <w:top w:val="single" w:sz="4" w:space="0" w:color="000000"/>
-              <w:left w:val="single" w:sz="4" w:space="0" w:color="000000"/>
-              <w:bottom w:val="single" w:sz="4" w:space="0" w:color="000000"/>
-              <w:right w:val="single" w:sz="4" w:space="0" w:color="000000"/>
-            </w:tcBorders>
-            <w:vAlign w:val="center"/>
-          </w:tcPr>
-          <w:p>
-            <w:pPr>
-              <w:rPr>
-                <w:sz w:val="20"/>
-                <w:szCs w:val="20"/>
-                <w:lang w:val="en-AU" w:eastAsia="en-AU"/>
-              </w:rPr>
-            </w:pPr>
-          </w:p>
-        </w:tc>
-        <w:tc>
-          <w:tcPr>
-            <w:tcW w:w="1200" w:type="dxa"/>
-            <w:tcBorders>
-              <w:top w:val="single" w:sz="4" w:space="0" w:color="000000"/>
-              <w:left w:val="single" w:sz="4" w:space="0" w:color="000000"/>
-              <w:bottom w:val="single" w:sz="4" w:space="0" w:color="000000"/>
-              <w:right w:val="single" w:sz="4" w:space="0" w:color="000000"/>
-            </w:tcBorders>
-            <w:tcMar>
-              <w:top w:w="15" w:type="dxa"/>
-              <w:left w:w="15" w:type="dxa"/>
-              <w:bottom w:w="15" w:type="dxa"/>
-              <w:right w:w="15" w:type="dxa"/>
-            </w:tcMar>
-          </w:tcPr>
-          <w:p>
-            <w:pPr>
-              <w:rPr>
-                <w:sz w:val="20"/>
-                <w:szCs w:val="20"/>
-                <w:lang w:val="en-AU" w:eastAsia="en-AU"/>
-              </w:rPr>
-            </w:pPr>
-          </w:p>
-        </w:tc>
-        <w:tc>
-          <w:tcPr>
-            <w:tcW w:w="1344" w:type="dxa"/>
-            <w:tcBorders>
-              <w:top w:val="single" w:sz="4" w:space="0" w:color="000000"/>
-              <w:left w:val="single" w:sz="4" w:space="0" w:color="000000"/>
-              <w:bottom w:val="single" w:sz="4" w:space="0" w:color="000000"/>
-              <w:right w:val="single" w:sz="4" w:space="0" w:color="000000"/>
-            </w:tcBorders>
-            <w:tcMar>
-              <w:top w:w="15" w:type="dxa"/>
-              <w:left w:w="15" w:type="dxa"/>
-              <w:bottom w:w="15" w:type="dxa"/>
-              <w:right w:w="15" w:type="dxa"/>
-            </w:tcMar>
-          </w:tcPr>
-          <w:p>
-            <w:pPr>
-              <w:rPr>
-                <w:sz w:val="20"/>
-                <w:szCs w:val="20"/>
+            <w:tcW w:w="1889" w:type="dxa"/>
+          </w:tcPr>
+          <w:p>
+            <w:pPr>
+              <w:rPr>
+                <w:sz w:val="20"/>
+                <w:szCs w:val="20"/>
+                <w:highlight w:val="yellow"/>
+                <w:lang w:val="en-AU" w:eastAsia="en-AU"/>
+              </w:rPr>
+            </w:pPr>
+          </w:p>
+        </w:tc>
+        <w:tc>
+          <w:tcPr>
+            <w:tcW w:w="1066" w:type="dxa"/>
+          </w:tcPr>
+          <w:p>
+            <w:pPr>
+              <w:rPr>
+                <w:sz w:val="20"/>
+                <w:szCs w:val="20"/>
+                <w:highlight w:val="yellow"/>
+                <w:lang w:val="en-AU" w:eastAsia="en-AU"/>
+              </w:rPr>
+            </w:pPr>
+          </w:p>
+        </w:tc>
+        <w:tc>
+          <w:tcPr>
+            <w:tcW w:w="1195" w:type="dxa"/>
+          </w:tcPr>
+          <w:p>
+            <w:pPr>
+              <w:rPr>
+                <w:sz w:val="20"/>
+                <w:szCs w:val="20"/>
+                <w:highlight w:val="yellow"/>
+                <w:lang w:val="en-AU" w:eastAsia="en-AU"/>
+              </w:rPr>
+            </w:pPr>
+          </w:p>
+        </w:tc>
+        <w:tc>
+          <w:tcPr>
+            <w:tcW w:w="1438" w:type="dxa"/>
+          </w:tcPr>
+          <w:p>
+            <w:pPr>
+              <w:rPr>
+                <w:sz w:val="20"/>
+                <w:szCs w:val="20"/>
+                <w:highlight w:val="yellow"/>
+                <w:lang w:val="en-AU" w:eastAsia="en-AU"/>
+              </w:rPr>
+            </w:pPr>
+          </w:p>
+        </w:tc>
+        <w:tc>
+          <w:tcPr>
+            <w:tcW w:w="2189" w:type="dxa"/>
+          </w:tcPr>
+          <w:p>
+            <w:pPr>
+              <w:rPr>
+                <w:sz w:val="20"/>
+                <w:szCs w:val="20"/>
+                <w:highlight w:val="yellow"/>
                 <w:lang w:val="en-AU" w:eastAsia="en-AU"/>
               </w:rPr>
             </w:pPr>
@@ -28888,28 +29401,21 @@
       <w:tr>
         <w:tc>
           <w:tcPr>
-            <w:tcW w:w="1227" w:type="dxa"/>
-            <w:tcBorders>
-              <w:top w:val="single" w:sz="4" w:space="0" w:color="000000"/>
-              <w:left w:val="single" w:sz="4" w:space="0" w:color="000000"/>
-              <w:bottom w:val="single" w:sz="4" w:space="0" w:color="000000"/>
-              <w:right w:val="single" w:sz="4" w:space="0" w:color="000000"/>
-            </w:tcBorders>
-            <w:vAlign w:val="center"/>
-          </w:tcPr>
-          <w:p>
-            <w:pPr>
-              <w:rPr>
-                <w:sz w:val="20"/>
-                <w:szCs w:val="20"/>
-                <w:lang w:val="en-AU" w:eastAsia="en-AU"/>
-              </w:rPr>
-            </w:pPr>
-            <w:r>
-              <w:rPr>
-                <w:sz w:val="20"/>
-                <w:szCs w:val="20"/>
-                <w:lang w:eastAsia="en-AU"/>
+            <w:tcW w:w="1239" w:type="dxa"/>
+          </w:tcPr>
+          <w:p>
+            <w:pPr>
+              <w:rPr>
+                <w:sz w:val="20"/>
+                <w:szCs w:val="20"/>
+                <w:highlight w:val="yellow"/>
+                <w:lang w:val="en-AU" w:eastAsia="en-AU"/>
+              </w:rPr>
+            </w:pPr>
+            <w:r>
+              <w:rPr>
+                <w:sz w:val="20"/>
+                <w:szCs w:val="20"/>
               </w:rPr>
               <w:t>{{gap.domain}}</w:t>
             </w:r>
@@ -28917,28 +29423,21 @@
         </w:tc>
         <w:tc>
           <w:tcPr>
-            <w:tcW w:w="1957" w:type="dxa"/>
-            <w:tcBorders>
-              <w:top w:val="single" w:sz="4" w:space="0" w:color="000000"/>
-              <w:left w:val="single" w:sz="4" w:space="0" w:color="000000"/>
-              <w:bottom w:val="single" w:sz="4" w:space="0" w:color="000000"/>
-              <w:right w:val="single" w:sz="4" w:space="0" w:color="000000"/>
-            </w:tcBorders>
-            <w:vAlign w:val="center"/>
-          </w:tcPr>
-          <w:p>
-            <w:pPr>
-              <w:rPr>
-                <w:sz w:val="20"/>
-                <w:szCs w:val="20"/>
-                <w:lang w:val="en-AU" w:eastAsia="en-AU"/>
-              </w:rPr>
-            </w:pPr>
-            <w:r>
-              <w:rPr>
-                <w:sz w:val="20"/>
-                <w:szCs w:val="20"/>
-                <w:lang w:eastAsia="en-AU"/>
+            <w:tcW w:w="1889" w:type="dxa"/>
+          </w:tcPr>
+          <w:p>
+            <w:pPr>
+              <w:rPr>
+                <w:sz w:val="20"/>
+                <w:szCs w:val="20"/>
+                <w:highlight w:val="yellow"/>
+                <w:lang w:val="en-AU" w:eastAsia="en-AU"/>
+              </w:rPr>
+            </w:pPr>
+            <w:r>
+              <w:rPr>
+                <w:sz w:val="20"/>
+                <w:szCs w:val="20"/>
               </w:rPr>
               <w:t>{{gap.existing_controls}}</w:t>
             </w:r>
@@ -28946,28 +29445,21 @@
         </w:tc>
         <w:tc>
           <w:tcPr>
-            <w:tcW w:w="2098" w:type="dxa"/>
-            <w:tcBorders>
-              <w:top w:val="single" w:sz="4" w:space="0" w:color="000000"/>
-              <w:left w:val="single" w:sz="4" w:space="0" w:color="000000"/>
-              <w:bottom w:val="single" w:sz="4" w:space="0" w:color="000000"/>
-              <w:right w:val="single" w:sz="4" w:space="0" w:color="000000"/>
-            </w:tcBorders>
-            <w:vAlign w:val="center"/>
-          </w:tcPr>
-          <w:p>
-            <w:pPr>
-              <w:rPr>
-                <w:sz w:val="20"/>
-                <w:szCs w:val="20"/>
-                <w:lang w:val="en-AU" w:eastAsia="en-AU"/>
-              </w:rPr>
-            </w:pPr>
-            <w:r>
-              <w:rPr>
-                <w:sz w:val="20"/>
-                <w:szCs w:val="20"/>
-                <w:lang w:eastAsia="en-AU"/>
+            <w:tcW w:w="1066" w:type="dxa"/>
+          </w:tcPr>
+          <w:p>
+            <w:pPr>
+              <w:rPr>
+                <w:sz w:val="20"/>
+                <w:szCs w:val="20"/>
+                <w:highlight w:val="yellow"/>
+                <w:lang w:val="en-AU" w:eastAsia="en-AU"/>
+              </w:rPr>
+            </w:pPr>
+            <w:r>
+              <w:rPr>
+                <w:sz w:val="20"/>
+                <w:szCs w:val="20"/>
               </w:rPr>
               <w:t>{{gap.gaps}}</w:t>
             </w:r>
@@ -28975,28 +29467,21 @@
         </w:tc>
         <w:tc>
           <w:tcPr>
-            <w:tcW w:w="1200" w:type="dxa"/>
-            <w:tcBorders>
-              <w:top w:val="single" w:sz="4" w:space="0" w:color="000000"/>
-              <w:left w:val="single" w:sz="4" w:space="0" w:color="000000"/>
-              <w:bottom w:val="single" w:sz="4" w:space="0" w:color="000000"/>
-              <w:right w:val="single" w:sz="4" w:space="0" w:color="000000"/>
-            </w:tcBorders>
-            <w:vAlign w:val="center"/>
-          </w:tcPr>
-          <w:p>
-            <w:pPr>
-              <w:rPr>
-                <w:sz w:val="20"/>
-                <w:szCs w:val="20"/>
-                <w:lang w:val="en-AU" w:eastAsia="en-AU"/>
-              </w:rPr>
-            </w:pPr>
-            <w:r>
-              <w:rPr>
-                <w:sz w:val="20"/>
-                <w:szCs w:val="20"/>
-                <w:lang w:eastAsia="en-AU"/>
+            <w:tcW w:w="1195" w:type="dxa"/>
+          </w:tcPr>
+          <w:p>
+            <w:pPr>
+              <w:rPr>
+                <w:sz w:val="20"/>
+                <w:szCs w:val="20"/>
+                <w:highlight w:val="yellow"/>
+                <w:lang w:val="en-AU" w:eastAsia="en-AU"/>
+              </w:rPr>
+            </w:pPr>
+            <w:r>
+              <w:rPr>
+                <w:sz w:val="20"/>
+                <w:szCs w:val="20"/>
               </w:rPr>
               <w:t>{{gap.priority}}</w:t>
             </w:r>
@@ -29004,33 +29489,21 @@
         </w:tc>
         <w:tc>
           <w:tcPr>
-            <w:tcW w:w="1200" w:type="dxa"/>
-            <w:tcBorders>
-              <w:top w:val="single" w:sz="4" w:space="0" w:color="000000"/>
-              <w:left w:val="single" w:sz="4" w:space="0" w:color="000000"/>
-              <w:bottom w:val="single" w:sz="4" w:space="0" w:color="000000"/>
-              <w:right w:val="single" w:sz="4" w:space="0" w:color="000000"/>
-            </w:tcBorders>
-            <w:tcMar>
-              <w:top w:w="15" w:type="dxa"/>
-              <w:left w:w="15" w:type="dxa"/>
-              <w:bottom w:w="15" w:type="dxa"/>
-              <w:right w:w="15" w:type="dxa"/>
-            </w:tcMar>
-          </w:tcPr>
-          <w:p>
-            <w:pPr>
-              <w:rPr>
-                <w:sz w:val="20"/>
-                <w:szCs w:val="20"/>
-                <w:lang w:eastAsia="en-AU"/>
-              </w:rPr>
-            </w:pPr>
-            <w:r>
-              <w:rPr>
-                <w:sz w:val="20"/>
-                <w:szCs w:val="20"/>
-                <w:lang w:eastAsia="en-AU"/>
+            <w:tcW w:w="1438" w:type="dxa"/>
+          </w:tcPr>
+          <w:p>
+            <w:pPr>
+              <w:rPr>
+                <w:sz w:val="20"/>
+                <w:szCs w:val="20"/>
+                <w:highlight w:val="yellow"/>
+                <w:lang w:val="en-AU" w:eastAsia="en-AU"/>
+              </w:rPr>
+            </w:pPr>
+            <w:r>
+              <w:rPr>
+                <w:sz w:val="20"/>
+                <w:szCs w:val="20"/>
               </w:rPr>
               <w:t>{{gap.risk_score}}</w:t>
             </w:r>
@@ -29038,33 +29511,21 @@
         </w:tc>
         <w:tc>
           <w:tcPr>
-            <w:tcW w:w="1344" w:type="dxa"/>
-            <w:tcBorders>
-              <w:top w:val="single" w:sz="4" w:space="0" w:color="000000"/>
-              <w:left w:val="single" w:sz="4" w:space="0" w:color="000000"/>
-              <w:bottom w:val="single" w:sz="4" w:space="0" w:color="000000"/>
-              <w:right w:val="single" w:sz="4" w:space="0" w:color="000000"/>
-            </w:tcBorders>
-            <w:tcMar>
-              <w:top w:w="15" w:type="dxa"/>
-              <w:left w:w="15" w:type="dxa"/>
-              <w:bottom w:w="15" w:type="dxa"/>
-              <w:right w:w="15" w:type="dxa"/>
-            </w:tcMar>
-          </w:tcPr>
-          <w:p>
-            <w:pPr>
-              <w:rPr>
-                <w:sz w:val="20"/>
-                <w:szCs w:val="20"/>
-                <w:lang w:eastAsia="en-AU"/>
-              </w:rPr>
-            </w:pPr>
-            <w:r>
-              <w:rPr>
-                <w:sz w:val="20"/>
-                <w:szCs w:val="20"/>
-                <w:lang w:eastAsia="en-AU"/>
+            <w:tcW w:w="2189" w:type="dxa"/>
+          </w:tcPr>
+          <w:p>
+            <w:pPr>
+              <w:rPr>
+                <w:sz w:val="20"/>
+                <w:szCs w:val="20"/>
+                <w:highlight w:val="yellow"/>
+                <w:lang w:val="en-AU" w:eastAsia="en-AU"/>
+              </w:rPr>
+            </w:pPr>
+            <w:r>
+              <w:rPr>
+                <w:sz w:val="20"/>
+                <w:szCs w:val="20"/>
               </w:rPr>
               <w:t>{{gap.control_effectiveness}}</w:t>
             </w:r>
@@ -29074,20 +29535,14 @@
       <w:tr>
         <w:tc>
           <w:tcPr>
-            <w:tcW w:w="1227" w:type="dxa"/>
-            <w:tcBorders>
-              <w:top w:val="single" w:sz="4" w:space="0" w:color="000000"/>
-              <w:left w:val="single" w:sz="4" w:space="0" w:color="000000"/>
-              <w:bottom w:val="single" w:sz="4" w:space="0" w:color="000000"/>
-              <w:right w:val="single" w:sz="4" w:space="0" w:color="000000"/>
-            </w:tcBorders>
-            <w:vAlign w:val="center"/>
-          </w:tcPr>
-          <w:p>
-            <w:pPr>
-              <w:rPr>
-                <w:sz w:val="20"/>
-                <w:szCs w:val="20"/>
+            <w:tcW w:w="1239" w:type="dxa"/>
+          </w:tcPr>
+          <w:p>
+            <w:pPr>
+              <w:rPr>
+                <w:sz w:val="20"/>
+                <w:szCs w:val="20"/>
+                <w:highlight w:val="yellow"/>
                 <w:lang w:val="en-AU" w:eastAsia="en-AU"/>
               </w:rPr>
             </w:pPr>
@@ -29103,108 +29558,67 @@
         </w:tc>
         <w:tc>
           <w:tcPr>
-            <w:tcW w:w="1957" w:type="dxa"/>
-            <w:tcBorders>
-              <w:top w:val="single" w:sz="4" w:space="0" w:color="000000"/>
-              <w:left w:val="single" w:sz="4" w:space="0" w:color="000000"/>
-              <w:bottom w:val="single" w:sz="4" w:space="0" w:color="000000"/>
-              <w:right w:val="single" w:sz="4" w:space="0" w:color="000000"/>
-            </w:tcBorders>
-            <w:vAlign w:val="center"/>
-          </w:tcPr>
-          <w:p>
-            <w:pPr>
-              <w:rPr>
-                <w:sz w:val="20"/>
-                <w:szCs w:val="20"/>
-                <w:lang w:val="en-AU" w:eastAsia="en-AU"/>
-              </w:rPr>
-            </w:pPr>
-          </w:p>
-        </w:tc>
-        <w:tc>
-          <w:tcPr>
-            <w:tcW w:w="2098" w:type="dxa"/>
-            <w:tcBorders>
-              <w:top w:val="single" w:sz="4" w:space="0" w:color="000000"/>
-              <w:left w:val="single" w:sz="4" w:space="0" w:color="000000"/>
-              <w:bottom w:val="single" w:sz="4" w:space="0" w:color="000000"/>
-              <w:right w:val="single" w:sz="4" w:space="0" w:color="000000"/>
-            </w:tcBorders>
-            <w:vAlign w:val="center"/>
-          </w:tcPr>
-          <w:p>
-            <w:pPr>
-              <w:rPr>
-                <w:sz w:val="20"/>
-                <w:szCs w:val="20"/>
-                <w:lang w:val="en-AU" w:eastAsia="en-AU"/>
-              </w:rPr>
-            </w:pPr>
-          </w:p>
-        </w:tc>
-        <w:tc>
-          <w:tcPr>
-            <w:tcW w:w="1200" w:type="dxa"/>
-            <w:tcBorders>
-              <w:top w:val="single" w:sz="4" w:space="0" w:color="000000"/>
-              <w:left w:val="single" w:sz="4" w:space="0" w:color="000000"/>
-              <w:bottom w:val="single" w:sz="4" w:space="0" w:color="000000"/>
-              <w:right w:val="single" w:sz="4" w:space="0" w:color="000000"/>
-            </w:tcBorders>
-            <w:vAlign w:val="center"/>
-          </w:tcPr>
-          <w:p>
-            <w:pPr>
-              <w:rPr>
-                <w:sz w:val="20"/>
-                <w:szCs w:val="20"/>
-                <w:lang w:val="en-AU" w:eastAsia="en-AU"/>
-              </w:rPr>
-            </w:pPr>
-          </w:p>
-        </w:tc>
-        <w:tc>
-          <w:tcPr>
-            <w:tcW w:w="1200" w:type="dxa"/>
-            <w:tcBorders>
-              <w:top w:val="single" w:sz="4" w:space="0" w:color="000000"/>
-              <w:left w:val="single" w:sz="4" w:space="0" w:color="000000"/>
-              <w:bottom w:val="single" w:sz="4" w:space="0" w:color="000000"/>
-              <w:right w:val="single" w:sz="4" w:space="0" w:color="000000"/>
-            </w:tcBorders>
-            <w:tcMar>
-              <w:top w:w="15" w:type="dxa"/>
-              <w:left w:w="15" w:type="dxa"/>
-              <w:bottom w:w="15" w:type="dxa"/>
-              <w:right w:w="15" w:type="dxa"/>
-            </w:tcMar>
-          </w:tcPr>
-          <w:p>
-            <w:pPr>
-              <w:rPr>
-                <w:sz w:val="20"/>
-                <w:szCs w:val="20"/>
-                <w:lang w:val="en-AU" w:eastAsia="en-AU"/>
-              </w:rPr>
-            </w:pPr>
-          </w:p>
-        </w:tc>
-        <w:tc>
-          <w:tcPr>
-            <w:tcW w:w="1344" w:type="dxa"/>
-            <w:tcBorders>
-              <w:top w:val="single" w:sz="4" w:space="0" w:color="000000"/>
-              <w:left w:val="single" w:sz="4" w:space="0" w:color="000000"/>
-              <w:bottom w:val="single" w:sz="4" w:space="0" w:color="000000"/>
-              <w:right w:val="single" w:sz="4" w:space="0" w:color="000000"/>
-            </w:tcBorders>
-            <w:tcMar>
-              <w:top w:w="15" w:type="dxa"/>
-              <w:left w:w="15" w:type="dxa"/>
-              <w:bottom w:w="15" w:type="dxa"/>
-              <w:right w:w="15" w:type="dxa"/>
-            </w:tcMar>
+            <w:tcW w:w="1889" w:type="dxa"/>
+          </w:tcPr>
+          <w:p>
+            <w:pPr>
+              <w:rPr>
+                <w:sz w:val="20"/>
+                <w:szCs w:val="20"/>
+                <w:highlight w:val="yellow"/>
+                <w:lang w:val="en-AU" w:eastAsia="en-AU"/>
+              </w:rPr>
+            </w:pPr>
+          </w:p>
+        </w:tc>
+        <w:tc>
+          <w:tcPr>
+            <w:tcW w:w="1066" w:type="dxa"/>
+          </w:tcPr>
+          <w:p>
+            <w:pPr>
+              <w:rPr>
+                <w:sz w:val="20"/>
+                <w:szCs w:val="20"/>
+                <w:highlight w:val="yellow"/>
+                <w:lang w:val="en-AU" w:eastAsia="en-AU"/>
+              </w:rPr>
+            </w:pPr>
+          </w:p>
+        </w:tc>
+        <w:tc>
+          <w:tcPr>
+            <w:tcW w:w="1195" w:type="dxa"/>
+          </w:tcPr>
+          <w:p>
+            <w:pPr>
+              <w:rPr>
+                <w:sz w:val="20"/>
+                <w:szCs w:val="20"/>
+                <w:highlight w:val="yellow"/>
+                <w:lang w:val="en-AU" w:eastAsia="en-AU"/>
+              </w:rPr>
+            </w:pPr>
+          </w:p>
+        </w:tc>
+        <w:tc>
+          <w:tcPr>
+            <w:tcW w:w="1438" w:type="dxa"/>
+          </w:tcPr>
+          <w:p>
+            <w:pPr>
+              <w:rPr>
+                <w:sz w:val="20"/>
+                <w:szCs w:val="20"/>
+                <w:highlight w:val="yellow"/>
+                <w:lang w:val="en-AU" w:eastAsia="en-AU"/>
+              </w:rPr>
+            </w:pPr>
+          </w:p>
+        </w:tc>
+        <w:tc>
+          <w:tcPr>
+            <w:tcW w:w="2189" w:type="dxa"/>
           </w:tcPr>
           <w:p>
             <w:pPr>
@@ -29212,6 +29626,7 @@
               <w:rPr>
                 <w:sz w:val="20"/>
                 <w:szCs w:val="20"/>
+                <w:highlight w:val="yellow"/>
                 <w:lang w:val="en-AU" w:eastAsia="en-AU"/>
               </w:rPr>
             </w:pPr>
@@ -29223,6 +29638,7 @@
       <w:pPr>
         <w:pStyle w:val="Caption"/>
         <w:rPr>
+          <w:highlight w:val="yellow"/>
           <w:lang w:val="en-AU" w:eastAsia="en-AU"/>
         </w:rPr>
       </w:pPr>
@@ -29231,6 +29647,9 @@
       </w:r>
       <w:fldSimple w:instr=" SEQ Table \* ARABIC ">
         <w:r>
+          <w:rPr>
+            <w:noProof/>
+          </w:rPr>
           <w:t>15</w:t>
         </w:r>
       </w:fldSimple>
@@ -34132,7 +34551,6 @@
   <w:style w:type="character" w:default="1" w:styleId="DefaultParagraphFont">
     <w:name w:val="Default Paragraph Font"/>
     <w:uiPriority w:val="1"/>
-    <w:semiHidden/>
     <w:unhideWhenUsed/>
   </w:style>
   <w:style w:type="table" w:default="1" w:styleId="TableNormal">

--- a/backend/templates/docx/AM_AI_SAFE_FAIRA_Report_TEMPLATE_v0.37_20260131.docx
+++ b/backend/templates/docx/AM_AI_SAFE_FAIRA_Report_TEMPLATE_v0.37_20260131.docx
@@ -3433,16 +3433,7 @@
           <w:lang w:eastAsia="en-AU"/>
           <w14:ligatures w14:val="none"/>
         </w:rPr>
-        <w:t>This report presents the findings of a FAIRA assessment conducted using the AM AI SAFE methodology. FAIRA (Foundational Artificial Intelligence Risk Assessment) is a risk-based assessment framework designed to help Australian government agencies and organisations identify, assess, and manage risks associated with the responsible use of artificial intelligence. The assessment evaluates potential impacts, likelihood of harm, and the effectiveness of existing controls across key ethical, governance, and operat</w:t>
-      </w:r>
-      <w:r>
-        <w:rPr>
-          <w:rFonts w:eastAsia="Times New Roman" w:cs="Arial"/>
-          <w:kern w:val="0"/>
-          <w:lang w:eastAsia="en-AU"/>
-          <w14:ligatures w14:val="none"/>
-        </w:rPr>
-        <w:t>ional domains, with the objective of supporting informed, defensible decision-making regarding the use of AI systems.</w:t>
+        <w:t>This report presents the findings of a FAIRA assessment conducted using the AM AI SAFE methodology. FAIRA (Foundational Artificial Intelligence Risk Assessment) is a risk-based assessment framework designed to help Australian government agencies and organisations identify, assess, and manage risks associated with the responsible use of artificial intelligence. The assessment evaluates potential impacts, likelihood of harm, and the effectiveness of existing controls across key ethical, governance, and operational domains, with the objective of supporting informed, defensible decision-making regarding the use of AI systems.</w:t>
       </w:r>
     </w:p>
     <w:p>
@@ -3959,75 +3950,76 @@
         <w:rPr>
           <w:lang w:eastAsia="en-AU"/>
         </w:rPr>
-        <w:t>This FAIRA assessment was conducted to evaluate risks associated with the responsible use of the assessed AI system within its defined operational context. The assessment focuses on identifying potential harms, governance gaps, and control effectiveness across ethical, legal, and operational dimensions, in line with the FAIRA risk-based approach. The assessment is intended to support informed decision-making and risk management and does not constitute a certification, compliance audit, or technical assuranc</w:t>
-      </w:r>
-      <w:r>
+        <w:t>This FAIRA assessment was conducted to evaluate risks associated with the responsible use of the assessed AI system within its defined operational context. The assessment focuses on identifying potential harms, governance gaps, and control effectiveness across ethical, legal, and operational dimensions, in line with the FAIRA risk-based approach. The assessment is intended to support informed decision-making and risk management and does not constitute a certification, compliance audit, or technical assurance of the AI system.</w:t>
+      </w:r>
+    </w:p>
+    <w:p>
+      <w:pPr>
         <w:rPr>
           <w:lang w:eastAsia="en-AU"/>
         </w:rPr>
-        <w:t>e of the AI system.</w:t>
-      </w:r>
-    </w:p>
-    <w:p>
-      <w:pPr>
+      </w:pPr>
+      <w:r>
         <w:rPr>
           <w:lang w:eastAsia="en-AU"/>
         </w:rPr>
-      </w:pPr>
-      <w:r>
+        <w:t>The assessment was performed using the AM AI SAFE FAIRA methodology, which applies a structured scoring model combining assessed impact, likelihood, and control effectiveness across all FAIRA domains. For {{system_name}}, the overall risk profile was calculated by aggregating domain-level scores derived from responses provided during the assessment. Where applicable, contextual modifiers were applied to reflect system autonomy ({{autonomy_factor}}), data quality considerations ({{data_quality_factor}}), and user expertise ({{expertise_factor}}), ensuring that the resulting risk profile reflects the specific characteristics and operating context of the system.</w:t>
+      </w:r>
+    </w:p>
+    <w:p>
+      <w:pPr>
         <w:rPr>
           <w:lang w:eastAsia="en-AU"/>
         </w:rPr>
-        <w:t>The assessment was performed using the AM AI SAFE FAIRA methodology, which applies a structured scoring model combining assessed impact, likelihood, and control effectiveness across all FAIRA domains. For {{system_name}}, the overall risk profile was calculated by aggregating domain-level scores derived from responses provided during the assessment. Where applicable, contextual modifiers were applied to reflect system autonomy ({{autonomy_factor}}), data quality considerations ({{data_quality_factor}}), and</w:t>
-      </w:r>
+      </w:pPr>
       <w:r>
         <w:rPr>
           <w:lang w:eastAsia="en-AU"/>
         </w:rPr>
-        <w:t xml:space="preserve"> user expertise ({{expertise_factor}}), ensuring that the resulting risk profile reflects the specific characteristics and operating context of the system.</w:t>
-      </w:r>
-    </w:p>
-    <w:p>
-      <w:pPr>
+        <w:t>Scores are normalised to support comparison across domains and are intended to indicate relative risk exposure rather than absolute risk.</w:t>
+      </w:r>
+    </w:p>
+    <w:p>
+      <w:pPr>
+        <w:rPr>
+          <w:lang w:val="en-AU" w:eastAsia="en-AU"/>
+        </w:rPr>
+      </w:pPr>
+      <w:r>
         <w:rPr>
           <w:lang w:eastAsia="en-AU"/>
         </w:rPr>
-      </w:pPr>
-      <w:r>
+        <w:t>This methodology provides a consistent and proportionate basis for assessing AI-related risks across FAIRA domains. The resulting scores and risk indicators are intended to support relative comparison, prioritisation, and governance discussions, rather than to represent absolute measures of risk.</w:t>
+      </w:r>
+    </w:p>
+    <w:p>
+      <w:pPr>
+        <w:pStyle w:val="Heading01"/>
+        <w:rPr>
+          <w:lang w:val="en-AU" w:eastAsia="en-AU"/>
+        </w:rPr>
+      </w:pPr>
+      <w:bookmarkStart w:id="3" w:name="_Toc220351590"/>
+      <w:r>
+        <w:rPr>
+          <w:lang w:val="en-AU" w:eastAsia="en-AU"/>
+        </w:rPr>
+        <w:t>Part A – AI System Profile and Risk Context</w:t>
+      </w:r>
+      <w:bookmarkEnd w:id="3"/>
+    </w:p>
+    <w:p>
+      <w:pPr>
         <w:rPr>
           <w:lang w:eastAsia="en-AU"/>
         </w:rPr>
-        <w:t>Scores are normalised to support comparison across domains and are intended to indicate relative risk exposure rather than absolute risk.</w:t>
-      </w:r>
-    </w:p>
-    <w:p>
-      <w:pPr>
-        <w:rPr>
-          <w:lang w:val="en-AU" w:eastAsia="en-AU"/>
-        </w:rPr>
       </w:pPr>
       <w:r>
         <w:rPr>
           <w:lang w:eastAsia="en-AU"/>
         </w:rPr>
-        <w:t>This methodology provides a consistent and proportionate basis for assessing AI-related risks across FAIRA domains. The resulting scores and risk indicators are intended to support relative comparison, prioritisation, and governance discussions, rather than to represent absolute measures of risk.</w:t>
-      </w:r>
-    </w:p>
-    <w:p>
-      <w:pPr>
-        <w:pStyle w:val="Heading01"/>
-        <w:rPr>
-          <w:lang w:val="en-AU" w:eastAsia="en-AU"/>
-        </w:rPr>
-      </w:pPr>
-      <w:bookmarkStart w:id="3" w:name="_Toc220351590"/>
-      <w:r>
-        <w:rPr>
-          <w:lang w:val="en-AU" w:eastAsia="en-AU"/>
-        </w:rPr>
-        <w:t>Part A – AI System Profile and Risk Context</w:t>
-      </w:r>
-      <w:bookmarkEnd w:id="3"/>
+        <w:t>Part A of the FAIRA assessment captures key characteristics of the AI system that influence its overall risk profile. This section focuses on establishing a clear understanding of the system's purpose, data usage, users, deployment context, and potential impacts. The information gathered in this section provides essential context for interpreting the risk scores presented later in the report and informs the application of risk modifiers within the FAIRA methodology.</w:t>
+      </w:r>
     </w:p>
     <w:p>
       <w:pPr>
@@ -4039,26 +4031,7 @@
         <w:rPr>
           <w:lang w:eastAsia="en-AU"/>
         </w:rPr>
-        <w:t>Part A of the FAIRA assessment captures key characteristics of the AI system that influence its overall risk profile. This section focuses on establishing a clear understanding of the system's purpose, data usage, users, deployment context, and potential impacts. The information gathered in this section provides essential context for interpreting the risk scores presented later in the report and informs the application of risk modifiers within the FAIRA methodology.</w:t>
-      </w:r>
-    </w:p>
-    <w:p>
-      <w:pPr>
-        <w:rPr>
-          <w:lang w:eastAsia="en-AU"/>
-        </w:rPr>
-      </w:pPr>
-      <w:r>
-        <w:rPr>
-          <w:lang w:eastAsia="en-AU"/>
-        </w:rPr>
-        <w:t xml:space="preserve">The assessed AI system, {{system_name}}, is operated by {{org_name}} and has been evaluated within its defined operational and deployment context. Information collected as part of this assessment describes the system's primary functions, the types and sensitivity of data used, the users and stakeholders involved, and the environments in which the system operates. These characteristics directly influence assessed impact and likelihood scores and inform the application of contextual risk modifiers, including </w:t>
-      </w:r>
-      <w:r>
-        <w:rPr>
-          <w:lang w:eastAsia="en-AU"/>
-        </w:rPr>
-        <w:t>autonomy, data quality, and user expertise.</w:t>
+        <w:t>The assessed AI system, {{system_name}}, is operated by {{org_name}} and has been evaluated within its defined operational and deployment context. Information collected as part of this assessment describes the system's primary functions, the types and sensitivity of data used, the users and stakeholders involved, and the environments in which the system operates. These characteristics directly influence assessed impact and likelihood scores and inform the application of contextual risk modifiers, including autonomy, data quality, and user expertise.</w:t>
       </w:r>
     </w:p>
     <w:p>
@@ -4820,10 +4793,7 @@
     </w:p>
     <w:p>
       <w:r>
-        <w:t>Controls enabling users or operators to limit the data collected or used by the system are described as {{ faira_form.A2_2_user_limits | replace("Yes — ", "") | replace("Yes - ", "") if faira_form.A2_2_user_limits else "not specified" }}. The ability to trace ingested data back to its source is described as {{ faira_form.A2_2_traceability if faira_form.A2_2_traceability else "not specified" }}, supported by traceability mechanisms including {{ faira_form.A2_2_trace_mechanisms | format_list if faira_form.A2_</w:t>
-      </w:r>
-      <w:r>
-        <w:t>2_trace_mechanisms else "mechanism(s) not specified" }}</w:t>
+        <w:t>Controls enabling users or operators to limit the data collected or used by the system are described as {{ faira_form.A2_2_user_limits | replace("Yes — ", "") | replace("Yes - ", "") if faira_form.A2_2_user_limits else "not specified" }}. The ability to trace ingested data back to its source is described as {{ faira_form.A2_2_traceability if faira_form.A2_2_traceability else "not specified" }}, supported by traceability mechanisms including {{ faira_form.A2_2_trace_mechanisms | format_list if faira_form.A2_2_trace_mechanisms else "mechanism(s) not specified" }}</w:t>
       </w:r>
     </w:p>
     <w:p>
@@ -6068,13 +6038,7 @@
         <w:rPr>
           <w:lang w:val="en-AU"/>
         </w:rPr>
-        <w:t xml:space="preserve">This section describes how humans interact with the AI system and identifies the individuals or groups who may be impacted by its use. Understanding interaction pathways, the expertise required to use the system, and the nature of potential impacts provides important context for later consideration of human-centred values, fairness, contestability, and wellbeing. The information presented in this section is descriptive and is intended to support contextual understanding rather than constitute an assessment </w:t>
-      </w:r>
-      <w:r>
-        <w:rPr>
-          <w:lang w:val="en-AU"/>
-        </w:rPr>
-        <w:t>of adequacy or compliance.</w:t>
+        <w:t>This section describes how humans interact with the AI system and identifies the individuals or groups who may be impacted by its use. Understanding interaction pathways, the expertise required to use the system, and the nature of potential impacts provides important context for later consideration of human-centred values, fairness, contestability, and wellbeing. The information presented in this section is descriptive and is intended to support contextual understanding rather than constitute an assessment of adequacy or compliance.</w:t>
       </w:r>
     </w:p>
     <w:p>
@@ -6893,10 +6857,7 @@
     </w:p>
     <w:p>
       <w:r>
-        <w:t>This section describes the outputs produced by the AI system and how those outputs may be used, transmitted, tracked, and accessed in operational settings. Understanding the nature of AI outputs, whether outputs are forwarded externally, and whether outputs may contain regulated or sensitive information provides important context for subsequent analysis across privacy, security, transparency, and accountability domains. The information presented in this section is descriptive in nature and is not intended t</w:t>
-      </w:r>
-      <w:r>
-        <w:t>o constitute an assessment of adequacy, compliance, or control effectiveness.</w:t>
+        <w:t>This section describes the outputs produced by the AI system and how those outputs may be used, transmitted, tracked, and accessed in operational settings. Understanding the nature of AI outputs, whether outputs are forwarded externally, and whether outputs may contain regulated or sensitive information provides important context for subsequent analysis across privacy, security, transparency, and accountability domains. The information presented in this section is descriptive in nature and is not intended to constitute an assessment of adequacy, compliance, or control effectiveness.</w:t>
       </w:r>
     </w:p>
     <w:p>
@@ -7171,10 +7132,7 @@
     </w:p>
     <w:p>
       <w:r>
-        <w:t>The assessment indicates that AI outputs may contain personally identifiable information (PII). The PII categories identified include {{ faira_form.A4_7_pii_types | format_list if faira_form.A4_7_pii_types else "type(s) not specified" }}. Access to outputs containing PII is described as {{ faira_form.A4_7_access_scope if faira_form.A4_7_access_scope else "not specified" }}. Controls limiting access to outputs containing PII include {{ faira_form.A4_7_access_controls | format_list if faira_form.A4_7_access_c</w:t>
-      </w:r>
-      <w:r>
-        <w:t>ontrols else "control(s) not specified" }}.</w:t>
+        <w:t>The assessment indicates that AI outputs may contain personally identifiable information (PII). The PII categories identified include {{ faira_form.A4_7_pii_types | format_list if faira_form.A4_7_pii_types else "type(s) not specified" }}. Access to outputs containing PII is described as {{ faira_form.A4_7_access_scope if faira_form.A4_7_access_scope else "not specified" }}. Controls limiting access to outputs containing PII include {{ faira_form.A4_7_access_controls | format_list if faira_form.A4_7_access_controls else "control(s) not specified" }}.</w:t>
       </w:r>
     </w:p>
     <w:p>
@@ -8700,13 +8658,7 @@
         <w:rPr>
           <w:lang w:val="en-AU"/>
         </w:rPr>
-        <w:t xml:space="preserve">This section describes the governance and oversight arrangements associated with the AI system, including accountability, monitoring, stakeholder engagement, and the regulatory context in which the system operates. These governance characteristics provide important context for understanding how responsibility for AI-supported decisions is assigned, how system performance and impacts are monitored, and how obligations arising from laws, frameworks, or standards are identified. The information presented here </w:t>
-      </w:r>
-      <w:r>
-        <w:rPr>
-          <w:lang w:val="en-AU"/>
-        </w:rPr>
-        <w:t>is descriptive in nature and does not represent an assessment of governance effectiveness or compliance.</w:t>
+        <w:t>This section describes the governance and oversight arrangements associated with the AI system, including accountability, monitoring, stakeholder engagement, and the regulatory context in which the system operates. These governance characteristics provide important context for understanding how responsibility for AI-supported decisions is assigned, how system performance and impacts are monitored, and how obligations arising from laws, frameworks, or standards are identified. The information presented here is descriptive in nature and does not represent an assessment of governance effectiveness or compliance.</w:t>
       </w:r>
     </w:p>
     <w:p>
@@ -10157,32 +10109,20 @@
         <w:rPr>
           <w:lang w:eastAsia="en-AU"/>
         </w:rPr>
-        <w:t>Part B of the FAIRA assessment evaluates risks associated with the ethical, human, and governance dimensions of AI use, based on the AI Ethics Principles. Unlike Part A, which focuses on describing system context, Part B applies a structured risk assessment approach to evaluate potential impacts, the likelihood of harm, and the effectiveness of existing controls across each ethics domain. The objective of this section is to identify areas of elevated risk and inform proportionate risk treatment and decision</w:t>
-      </w:r>
-      <w:r>
+        <w:t>Part B of the FAIRA assessment evaluates risks associated with the ethical, human, and governance dimensions of AI use, based on the AI Ethics Principles. Unlike Part A, which focuses on describing system context, Part B applies a structured risk assessment approach to evaluate potential impacts, the likelihood of harm, and the effectiveness of existing controls across each ethics domain. The objective of this section is to identify areas of elevated risk and inform proportionate risk treatment and decision-making.</w:t>
+      </w:r>
+    </w:p>
+    <w:p>
+      <w:pPr>
         <w:rPr>
           <w:lang w:eastAsia="en-AU"/>
         </w:rPr>
-        <w:t>-making.</w:t>
-      </w:r>
-    </w:p>
-    <w:p>
-      <w:pPr>
+      </w:pPr>
+      <w:r>
         <w:rPr>
           <w:lang w:eastAsia="en-AU"/>
         </w:rPr>
-      </w:pPr>
-      <w:r>
-        <w:rPr>
-          <w:lang w:eastAsia="en-AU"/>
-        </w:rPr>
-        <w:t>For {{system_name}}, each FAIRA ethics domain has been assessed using a consistent scoring model that considers domain-specific impact, likelihood, and control effectiveness. Domain-level risk scores are calculated and normalised to support comparison across domains and to illustrate how different ethical and governance considerations contribute to the overall AI risk profile. The results presented in this section represent residual risk, reflecting the effect of existing controls and governance arrangement</w:t>
-      </w:r>
-      <w:r>
-        <w:rPr>
-          <w:lang w:eastAsia="en-AU"/>
-        </w:rPr>
-        <w:t>s at the time of assessment.</w:t>
+        <w:t>For {{system_name}}, each FAIRA ethics domain has been assessed using a consistent scoring model that considers domain-specific impact, likelihood, and control effectiveness. Domain-level risk scores are calculated and normalised to support comparison across domains and to illustrate how different ethical and governance considerations contribute to the overall AI risk profile. The results presented in this section represent residual risk, reflecting the effect of existing controls and governance arrangements at the time of assessment.</w:t>
       </w:r>
     </w:p>
     <w:p>
@@ -10336,13 +10276,7 @@
         <w:rPr>
           <w:lang w:val="en-AU" w:eastAsia="en-AU"/>
         </w:rPr>
-        <w:t>The assessment considers how accountability is assigned for system design, deployment, operation, and ongoing oversight, including whether roles and responsibilities are clearly documented ({{ faira_form.A5_1 }}), whether escalation pathways are defined ({{ faira_form.A5_4 }}), and whether accountability is supported by governance structures and oversight mechanisms ({{ faira_form.A5_2 | format_list }}). The assessment does not assume that accountability arrangements are effective in practice, but evaluates</w:t>
-      </w:r>
-      <w:r>
-        <w:rPr>
-          <w:lang w:val="en-AU" w:eastAsia="en-AU"/>
-        </w:rPr>
-        <w:t xml:space="preserve"> their clarity and coherence within the system's operating context.</w:t>
+        <w:t>The assessment considers how accountability is assigned for system design, deployment, operation, and ongoing oversight, including whether roles and responsibilities are clearly documented ({{ faira_form.A5_1 }}), whether escalation pathways are defined ({{ faira_form.A5_4 }}), and whether accountability is supported by governance structures and oversight mechanisms ({{ faira_form.A5_2 | format_list }}). The assessment does not assume that accountability arrangements are effective in practice, but evaluates their clarity and coherence within the system's operating context.</w:t>
       </w:r>
     </w:p>
     <w:p>
@@ -10541,7 +10475,7 @@
           </mc:Choice>
           <mc:Fallback>
             <w:pict>
-              <v:rect w14:anchorId="0C9789ED" id="Rectangle 2" o:spid="_x0000_s1026" style="width:451.3pt;height:1.5pt;visibility:visible;mso-wrap-style:square;mso-left-percent:-10001;mso-top-percent:-10001;mso-position-horizontal:absolute;mso-position-horizontal-relative:char;mso-position-vertical:absolute;mso-position-vertical-relative:line;mso-left-percent:-10001;mso-top-percent:-10001;v-text-anchor:top" o:gfxdata="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" fillcolor="#a0a0a0" stroked="f" strokeweight="0">
+              <v:rect w14:anchorId="25D52B5A" id="Rectangle 2" o:spid="_x0000_s1026" style="width:451.3pt;height:1.5pt;visibility:visible;mso-wrap-style:square;mso-left-percent:-10001;mso-top-percent:-10001;mso-position-horizontal:absolute;mso-position-horizontal-relative:char;mso-position-vertical:absolute;mso-position-vertical-relative:line;mso-left-percent:-10001;mso-top-percent:-10001;v-text-anchor:top" o:gfxdata="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" fillcolor="#a0a0a0" stroked="f" strokeweight="0">
                 <w10:anchorlock/>
               </v:rect>
             </w:pict>
@@ -11497,13 +11431,7 @@
         <w:rPr>
           <w:lang w:eastAsia="en-AU"/>
         </w:rPr>
-        <w:t>The assessment considers contestability across the decision lifecycle, including whether affected parties are informed of AI involvement ({{ faira_form.A3_4 | format_list }}), whether structured and accessible processes exist to challenge or review AI-supported outcomes, and the extent to which human intervention or escalation is available where outcomes are disputed ({{ faira_form.B7_2 }}). The assessment evaluates the presence and accessibility of these mechanisms within the system's operating context, wi</w:t>
-      </w:r>
-      <w:r>
-        <w:rPr>
-          <w:lang w:eastAsia="en-AU"/>
-        </w:rPr>
-        <w:t>thout assuming that they are effective in practice.</w:t>
+        <w:t>The assessment considers contestability across the decision lifecycle, including whether affected parties are informed of AI involvement ({{ faira_form.A3_4 | format_list }}), whether structured and accessible processes exist to challenge or review AI-supported outcomes, and the extent to which human intervention or escalation is available where outcomes are disputed ({{ faira_form.B7_2 }}). The assessment evaluates the presence and accessibility of these mechanisms within the system's operating context, without assuming that they are effective in practice.</w:t>
       </w:r>
     </w:p>
     <w:p>
@@ -11761,7 +11689,7 @@
           </mc:Choice>
           <mc:Fallback>
             <w:pict>
-              <v:rect w14:anchorId="5F10B7B1" id="Rectangle 4" o:spid="_x0000_s1026" style="width:451.3pt;height:1.5pt;visibility:visible;mso-wrap-style:square;mso-left-percent:-10001;mso-top-percent:-10001;mso-position-horizontal:absolute;mso-position-horizontal-relative:char;mso-position-vertical:absolute;mso-position-vertical-relative:line;mso-left-percent:-10001;mso-top-percent:-10001;v-text-anchor:top" o:gfxdata="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" fillcolor="#a0a0a0" stroked="f" strokeweight="0">
+              <v:rect w14:anchorId="787CE4A7" id="Rectangle 4" o:spid="_x0000_s1026" style="width:451.3pt;height:1.5pt;visibility:visible;mso-wrap-style:square;mso-left-percent:-10001;mso-top-percent:-10001;mso-position-horizontal:absolute;mso-position-horizontal-relative:char;mso-position-vertical:absolute;mso-position-vertical-relative:line;mso-left-percent:-10001;mso-top-percent:-10001;v-text-anchor:top" o:gfxdata="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" fillcolor="#a0a0a0" stroked="f" strokeweight="0">
                 <w10:anchorlock/>
               </v:rect>
             </w:pict>
@@ -13348,7 +13276,7 @@
           </mc:Choice>
           <mc:Fallback>
             <w:pict>
-              <v:rect w14:anchorId="74CB3C51" id="Rectangle 6" o:spid="_x0000_s1026" style="width:451.3pt;height:1.5pt;visibility:visible;mso-wrap-style:square;mso-left-percent:-10001;mso-top-percent:-10001;mso-position-horizontal:absolute;mso-position-horizontal-relative:char;mso-position-vertical:absolute;mso-position-vertical-relative:line;mso-left-percent:-10001;mso-top-percent:-10001;v-text-anchor:top" o:gfxdata="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" fillcolor="#a0a0a0" stroked="f" strokeweight="0">
+              <v:rect w14:anchorId="3DD52D49" id="Rectangle 6" o:spid="_x0000_s1026" style="width:451.3pt;height:1.5pt;visibility:visible;mso-wrap-style:square;mso-left-percent:-10001;mso-top-percent:-10001;mso-position-horizontal:absolute;mso-position-horizontal-relative:char;mso-position-vertical:absolute;mso-position-vertical-relative:line;mso-left-percent:-10001;mso-top-percent:-10001;v-text-anchor:top" o:gfxdata="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" fillcolor="#a0a0a0" stroked="f" strokeweight="0">
                 <w10:anchorlock/>
               </v:rect>
             </w:pict>
@@ -14264,13 +14192,7 @@
         <w:rPr>
           <w:lang w:val="en-AU" w:eastAsia="en-AU"/>
         </w:rPr>
-        <w:t xml:space="preserve">This domain examines the extent to which the use of the AI system may affect human wellbeing, broader societal outcomes, and environmental considerations. It focuses on identifying potential unintended consequences arising from AI-supported decisions, including impacts on individuals and communities, workforce conditions, public trust, and any broader social or environmental effects associated with system deployment. The assessment considers both direct and indirect impacts, based on the system's operating </w:t>
-      </w:r>
-      <w:r>
-        <w:rPr>
-          <w:lang w:val="en-AU" w:eastAsia="en-AU"/>
-        </w:rPr>
-        <w:t>context, affected groups, and governance arrangements, without making assumptions about intent or realised outcomes.</w:t>
+        <w:t>This domain examines the extent to which the use of the AI system may affect human wellbeing, broader societal outcomes, and environmental considerations. It focuses on identifying potential unintended consequences arising from AI-supported decisions, including impacts on individuals and communities, workforce conditions, public trust, and any broader social or environmental effects associated with system deployment. The assessment considers both direct and indirect impacts, based on the system's operating context, affected groups, and governance arrangements, without making assumptions about intent or realised outcomes.</w:t>
       </w:r>
     </w:p>
     <w:p>
@@ -14311,13 +14233,7 @@
         <w:rPr>
           <w:lang w:val="en-AU" w:eastAsia="en-AU"/>
         </w:rPr>
-        <w:t>, reflecting the potential severity of harm should adverse outcomes occur. The assessed impact score is informed by the nature of the system's decision support functions ({{ faira_form.A1_4 | format_list }}), the involvement of potentially vulnerable or public-facing groups ({{ faira_form.A3_3 | format_list }}), and the use of regulated or sensitive data where applicable ({{ faira_form.A2_7_data_types | format_list if faira_form.A2_7 == "Yes" else "not iden</w:t>
-      </w:r>
-      <w:r>
-        <w:rPr>
-          <w:lang w:val="en-AU" w:eastAsia="en-AU"/>
-        </w:rPr>
-        <w:t>tified" }}).</w:t>
+        <w:t>, reflecting the potential severity of harm should adverse outcomes occur. The assessed impact score is informed by the nature of the system's decision support functions ({{ faira_form.A1_4 | format_list }}), the involvement of potentially vulnerable or public-facing groups ({{ faira_form.A3_3 | format_list }}), and the use of regulated or sensitive data where applicable ({{ faira_form.A2_7_data_types | format_list if faira_form.A2_7 == "Yes" else "not identified" }}).</w:t>
       </w:r>
     </w:p>
     <w:p>
@@ -14358,13 +14274,7 @@
         <w:rPr>
           <w:lang w:val="en-AU" w:eastAsia="en-AU"/>
         </w:rPr>
-        <w:t>, reflecting the probability that wellbeing-related impacts could materialise given the system's deployment context, degree of automation, and exposure to affected individuals. Factors contributing to likelihood include the system's interaction pathways ({{ faira_form.A3_1 | format_list }}), the severity of identified impacts on affected groups ({{ faira_form.A3_6b | severity_label }}), and the extent to which workforce or role impacts have been ide</w:t>
-      </w:r>
-      <w:r>
-        <w:rPr>
-          <w:lang w:val="en-AU" w:eastAsia="en-AU"/>
-        </w:rPr>
-        <w:t>ntified or remain uncertain ({{ faira_form.A3_5b | rating_label }}).</w:t>
+        <w:t>, reflecting the probability that wellbeing-related impacts could materialise given the system's deployment context, degree of automation, and exposure to affected individuals. Factors contributing to likelihood include the system's interaction pathways ({{ faira_form.A3_1 | format_list }}), the severity of identified impacts on affected groups ({{ faira_form.A3_6b | severity_label }}), and the extent to which workforce or role impacts have been identified or remain uncertain ({{ faira_form.A3_5b | rating_label }}).</w:t>
       </w:r>
     </w:p>
     <w:p>
@@ -14495,7 +14405,7 @@
           </mc:Choice>
           <mc:Fallback>
             <w:pict>
-              <v:rect w14:anchorId="67E08F37" id="Rectangle 8" o:spid="_x0000_s1026" style="width:451.3pt;height:1.5pt;visibility:visible;mso-wrap-style:square;mso-left-percent:-10001;mso-top-percent:-10001;mso-position-horizontal:absolute;mso-position-horizontal-relative:char;mso-position-vertical:absolute;mso-position-vertical-relative:line;mso-left-percent:-10001;mso-top-percent:-10001;v-text-anchor:top" o:gfxdata="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" fillcolor="#a0a0a0" stroked="f" strokeweight="0">
+              <v:rect w14:anchorId="0B6AD43C" id="Rectangle 8" o:spid="_x0000_s1026" style="width:451.3pt;height:1.5pt;visibility:visible;mso-wrap-style:square;mso-left-percent:-10001;mso-top-percent:-10001;mso-position-horizontal:absolute;mso-position-horizontal-relative:char;mso-position-vertical:absolute;mso-position-vertical-relative:line;mso-left-percent:-10001;mso-top-percent:-10001;v-text-anchor:top" o:gfxdata="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" fillcolor="#a0a0a0" stroked="f" strokeweight="0">
                 <w10:anchorlock/>
               </v:rect>
             </w:pict>
@@ -15439,13 +15349,7 @@
         <w:rPr>
           <w:lang w:val="en-AU" w:eastAsia="en-AU"/>
         </w:rPr>
-        <w:t xml:space="preserve">The assessment considers how values are articulated, embedded, and operationalised within the system's design and governance arrangements. This includes the presence of documented principles ({{ faira_form.B2_1 | format_list }}), the degree to which these principles inform decision-making and system behaviour ({{ faira_form.B2_2 }}), and whether value alignment is reinforced through governance, training, or oversight mechanisms ({{ faira_form.A5_9 | format_list }}). The assessment does not assume intent or </w:t>
-      </w:r>
-      <w:r>
-        <w:rPr>
-          <w:lang w:val="en-AU" w:eastAsia="en-AU"/>
-        </w:rPr>
-        <w:t>outcome, but evaluates the extent to which human-centred considerations are systematically addressed.</w:t>
+        <w:t>The assessment considers how values are articulated, embedded, and operationalised within the system's design and governance arrangements. This includes the presence of documented principles ({{ faira_form.B2_1 | format_list }}), the degree to which these principles inform decision-making and system behaviour ({{ faira_form.B2_2 }}), and whether value alignment is reinforced through governance, training, or oversight mechanisms ({{ faira_form.A5_9 | format_list }}). The assessment does not assume intent or outcome, but evaluates the extent to which human-centred considerations are systematically addressed.</w:t>
       </w:r>
     </w:p>
     <w:p>
@@ -15709,7 +15613,7 @@
           </mc:Choice>
           <mc:Fallback>
             <w:pict>
-              <v:rect w14:anchorId="4119E5CF" id="Rectangle 10" o:spid="_x0000_s1026" style="width:451.3pt;height:1.5pt;visibility:visible;mso-wrap-style:square;mso-left-percent:-10001;mso-top-percent:-10001;mso-position-horizontal:absolute;mso-position-horizontal-relative:char;mso-position-vertical:absolute;mso-position-vertical-relative:line;mso-left-percent:-10001;mso-top-percent:-10001;v-text-anchor:top" o:gfxdata="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" fillcolor="#a0a0a0" stroked="f" strokeweight="0">
+              <v:rect w14:anchorId="11C394AF" id="Rectangle 10" o:spid="_x0000_s1026" style="width:451.3pt;height:1.5pt;visibility:visible;mso-wrap-style:square;mso-left-percent:-10001;mso-top-percent:-10001;mso-position-horizontal:absolute;mso-position-horizontal-relative:char;mso-position-vertical:absolute;mso-position-vertical-relative:line;mso-left-percent:-10001;mso-top-percent:-10001;v-text-anchor:top" o:gfxdata="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" fillcolor="#a0a0a0" stroked="f" strokeweight="0">
                 <w10:anchorlock/>
               </v:rect>
             </w:pict>
@@ -16833,13 +16737,7 @@
         <w:rPr>
           <w:lang w:val="en-AU" w:eastAsia="en-AU"/>
         </w:rPr>
-        <w:t xml:space="preserve">, informed by factors such as the types of data processed ({{ faira_form.A2_7_data_types | format_list if faira_form.A2_7 == "Yes" else "no regulated or sensitive data identified" }}), data access pathways ({{ faira_form.A2_4 | format_list }}), and exposure arising from system integration or </w:t>
-      </w:r>
-      <w:r>
-        <w:rPr>
-          <w:lang w:val="en-AU" w:eastAsia="en-AU"/>
-        </w:rPr>
-        <w:t>deployment context ({{ faira_form.A1_9 | format_list }}).</w:t>
+        <w:t>, informed by factors such as the types of data processed ({{ faira_form.A2_7_data_types | format_list if faira_form.A2_7 == "Yes" else "no regulated or sensitive data identified" }}), data access pathways ({{ faira_form.A2_4 | format_list }}), and exposure arising from system integration or deployment context ({{ faira_form.A1_9 | format_list }}).</w:t>
       </w:r>
     </w:p>
     <w:p>
@@ -17002,7 +16900,7 @@
           </mc:Choice>
           <mc:Fallback>
             <w:pict>
-              <v:rect w14:anchorId="35C39D03" id="Rectangle 12" o:spid="_x0000_s1026" style="width:451.3pt;height:1.5pt;visibility:visible;mso-wrap-style:square;mso-left-percent:-10001;mso-top-percent:-10001;mso-position-horizontal:absolute;mso-position-horizontal-relative:char;mso-position-vertical:absolute;mso-position-vertical-relative:line;mso-left-percent:-10001;mso-top-percent:-10001;v-text-anchor:top" o:gfxdata="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" fillcolor="#a0a0a0" stroked="f" strokeweight="0">
+              <v:rect w14:anchorId="0F947981" id="Rectangle 12" o:spid="_x0000_s1026" style="width:451.3pt;height:1.5pt;visibility:visible;mso-wrap-style:square;mso-left-percent:-10001;mso-top-percent:-10001;mso-position-horizontal:absolute;mso-position-horizontal-relative:char;mso-position-vertical:absolute;mso-position-vertical-relative:line;mso-left-percent:-10001;mso-top-percent:-10001;v-text-anchor:top" o:gfxdata="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" fillcolor="#a0a0a0" stroked="f" strokeweight="0">
                 <w10:anchorlock/>
               </v:rect>
             </w:pict>
@@ -18010,13 +17908,7 @@
         <w:rPr>
           <w:lang w:val="en-AU" w:eastAsia="en-AU"/>
         </w:rPr>
-        <w:t>The assessment considers reliability and safety risks arising from system design, deployment context, and operational dependencies. This includes the degree of automation applied to decisions ({{ faira_form.A1_6 }}), the criticality of decisions supported by the system ({{ faira_form.A1_4 | format_list }}), the presence of safeguards to prevent or detect erroneous inputs or outputs ({{ faira_form.A2_3 | format_list }}), and the extent to which human oversight or intervention is available when system behavio</w:t>
-      </w:r>
-      <w:r>
-        <w:rPr>
-          <w:lang w:val="en-AU" w:eastAsia="en-AU"/>
-        </w:rPr>
-        <w:t>ur deviates from expectations ({{ faira_form.A1_7 | format_list }}).</w:t>
+        <w:t>The assessment considers reliability and safety risks arising from system design, deployment context, and operational dependencies. This includes the degree of automation applied to decisions ({{ faira_form.A1_6 }}), the criticality of decisions supported by the system ({{ faira_form.A1_4 | format_list }}), the presence of safeguards to prevent or detect erroneous inputs or outputs ({{ faira_form.A2_3 | format_list }}), and the extent to which human oversight or intervention is available when system behaviour deviates from expectations ({{ faira_form.A1_7 | format_list }}).</w:t>
       </w:r>
     </w:p>
     <w:p>
@@ -18280,7 +18172,7 @@
           </mc:Choice>
           <mc:Fallback>
             <w:pict>
-              <v:rect w14:anchorId="1FD2975E" id="Rectangle 14" o:spid="_x0000_s1026" style="width:451.3pt;height:1.5pt;visibility:visible;mso-wrap-style:square;mso-left-percent:-10001;mso-top-percent:-10001;mso-position-horizontal:absolute;mso-position-horizontal-relative:char;mso-position-vertical:absolute;mso-position-vertical-relative:line;mso-left-percent:-10001;mso-top-percent:-10001;v-text-anchor:top" o:gfxdata="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" fillcolor="#a0a0a0" stroked="f" strokeweight="0">
+              <v:rect w14:anchorId="2FAA4240" id="Rectangle 14" o:spid="_x0000_s1026" style="width:451.3pt;height:1.5pt;visibility:visible;mso-wrap-style:square;mso-left-percent:-10001;mso-top-percent:-10001;mso-position-horizontal:absolute;mso-position-horizontal-relative:char;mso-position-vertical:absolute;mso-position-vertical-relative:line;mso-left-percent:-10001;mso-top-percent:-10001;v-text-anchor:top" o:gfxdata="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" fillcolor="#a0a0a0" stroked="f" strokeweight="0">
                 <w10:anchorlock/>
               </v:rect>
             </w:pict>
@@ -19432,13 +19324,7 @@
         <w:rPr>
           <w:lang w:val="en-AU" w:eastAsia="en-AU"/>
         </w:rPr>
-        <w:t xml:space="preserve">, informed by factors such as the availability of explanations ({{ faira_form.B6_1 | rating_label }}), the clarity and usefulness of those explanations ({{ faira_form.B6_2 | rating_label }}), and whether affected individuals are informed about the use of AI </w:t>
-      </w:r>
-      <w:r>
-        <w:rPr>
-          <w:lang w:val="en-AU" w:eastAsia="en-AU"/>
-        </w:rPr>
-        <w:t>in decision-making ({{ faira_form.A3_4 | format_list }}).</w:t>
+        <w:t>, informed by factors such as the availability of explanations ({{ faira_form.B6_1 | rating_label }}), the clarity and usefulness of those explanations ({{ faira_form.B6_2 | rating_label }}), and whether affected individuals are informed about the use of AI in decision-making ({{ faira_form.A3_4 | format_list }}).</w:t>
       </w:r>
     </w:p>
     <w:p>
@@ -19483,10 +19369,7 @@
     </w:p>
     <w:p>
       <w:r>
-        <w:t>Explanations are available {{ faira_form.B6_4_timing if faira_form.B6_4_timing else "at a time not specified" }} and include information such as {{ faira_form.B6_4_explanation_content | format_list if faira_form.B6_4_explanation_content else "content not specified" }}. The accessibility of explanations to non-technical audiences is described as {{ faira_form.B6_4_accessibility if faira_form.B6_4_accessibility else "not specified" }}{% if faira_form.B6_4_limitations_disclosed %}, with limitations or uncertai</w:t>
-      </w:r>
-      <w:r>
-        <w:t xml:space="preserve">nty </w:t>
+        <w:t xml:space="preserve">Explanations are available {{ faira_form.B6_4_timing if faira_form.B6_4_timing else "at a time not specified" }} and include information such as {{ faira_form.B6_4_explanation_content | format_list if faira_form.B6_4_explanation_content else "content not specified" }}. The accessibility of explanations to non-technical audiences is described as {{ faira_form.B6_4_accessibility if faira_form.B6_4_accessibility else "not specified" }}{% if faira_form.B6_4_limitations_disclosed %}, with limitations or uncertainty </w:t>
       </w:r>
       <w:r>
         <w:rPr>
@@ -19686,7 +19569,7 @@
           </mc:Choice>
           <mc:Fallback>
             <w:pict>
-              <v:rect w14:anchorId="2EFC7EDB" id="Rectangle 16" o:spid="_x0000_s1026" style="width:451.3pt;height:1.5pt;visibility:visible;mso-wrap-style:square;mso-left-percent:-10001;mso-top-percent:-10001;mso-position-horizontal:absolute;mso-position-horizontal-relative:char;mso-position-vertical:absolute;mso-position-vertical-relative:line;mso-left-percent:-10001;mso-top-percent:-10001;v-text-anchor:top" o:gfxdata="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" fillcolor="#a0a0a0" stroked="f" strokeweight="0">
+              <v:rect w14:anchorId="48A91BED" id="Rectangle 16" o:spid="_x0000_s1026" style="width:451.3pt;height:1.5pt;visibility:visible;mso-wrap-style:square;mso-left-percent:-10001;mso-top-percent:-10001;mso-position-horizontal:absolute;mso-position-horizontal-relative:char;mso-position-vertical:absolute;mso-position-vertical-relative:line;mso-left-percent:-10001;mso-top-percent:-10001;v-text-anchor:top" o:gfxdata="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" fillcolor="#a0a0a0" stroked="f" strokeweight="0">
                 <w10:anchorlock/>
               </v:rect>
             </w:pict>
@@ -21644,13 +21527,7 @@
         <w:rPr>
           <w:lang w:eastAsia="en-AU"/>
         </w:rPr>
-        <w:t>This section highlights the AI ethics domains that present the highest levels of residual risk based on the FAIRA assessment results. The identification of top risk areas is intended to support prioritisation and decision-making by drawing attention to domains where potential impacts, likelihood, and control effectiveness combine to create elevated risk exposure. The inclusion of a domain in this section does not imply non-compliance or unacceptable risk, but rather indicates areas that may warrant closer c</w:t>
-      </w:r>
-      <w:r>
-        <w:rPr>
-          <w:lang w:eastAsia="en-AU"/>
-        </w:rPr>
-        <w:t>onsideration.</w:t>
+        <w:t>This section highlights the AI ethics domains that present the highest levels of residual risk based on the FAIRA assessment results. The identification of top risk areas is intended to support prioritisation and decision-making by drawing attention to domains where potential impacts, likelihood, and control effectiveness combine to create elevated risk exposure. The inclusion of a domain in this section does not imply non-compliance or unacceptable risk, but rather indicates areas that may warrant closer consideration.</w:t>
       </w:r>
     </w:p>
     <w:p>
@@ -22229,13 +22106,7 @@
         <w:rPr>
           <w:lang w:eastAsia="en-AU"/>
         </w:rPr>
-        <w:t xml:space="preserve">This section outlines the approach used to prioritise controls and mitigation measures in response to the risks identified through the FAIRA assessment. Control prioritisation is based on a risk-informed methodology that considers the relative severity of identified risks, the effectiveness of existing controls, and the potential for proposed measures to reduce residual risk. The intent of this approach is to support proportionate and practical risk treatment rather than the uniform application of controls </w:t>
-      </w:r>
-      <w:r>
-        <w:rPr>
-          <w:lang w:eastAsia="en-AU"/>
-        </w:rPr>
-        <w:t>across all domains.</w:t>
+        <w:t>This section outlines the approach used to prioritise controls and mitigation measures in response to the risks identified through the FAIRA assessment. Control prioritisation is based on a risk-informed methodology that considers the relative severity of identified risks, the effectiveness of existing controls, and the potential for proposed measures to reduce residual risk. The intent of this approach is to support proportionate and practical risk treatment rather than the uniform application of controls across all domains.</w:t>
       </w:r>
     </w:p>
     <w:p>
@@ -22262,13 +22133,7 @@
         <w:rPr>
           <w:lang w:eastAsia="en-AU"/>
         </w:rPr>
-        <w:t xml:space="preserve"> has been informed by the overall AI risk profile and the domains identified as top risk areas. Priority has been given to controls that address domains with higher residual risk, particularly where inherent risk remains elevated or where existing control effectiveness is comparatively lower. Consideration has also been given to the feasibility of implementation within the system's operating context, recognising dependencies on organisational maturity, system complexity, and deployment enviro</w:t>
-      </w:r>
-      <w:r>
-        <w:rPr>
-          <w:lang w:eastAsia="en-AU"/>
-        </w:rPr>
-        <w:t>nment.</w:t>
+        <w:t xml:space="preserve"> has been informed by the overall AI risk profile and the domains identified as top risk areas. Priority has been given to controls that address domains with higher residual risk, particularly where inherent risk remains elevated or where existing control effectiveness is comparatively lower. Consideration has also been given to the feasibility of implementation within the system's operating context, recognising dependencies on organisational maturity, system complexity, and deployment environment.</w:t>
       </w:r>
     </w:p>
     <w:p>
@@ -22351,13 +22216,7 @@
         <w:rPr>
           <w:lang w:eastAsia="en-AU"/>
         </w:rPr>
-        <w:t xml:space="preserve"> have been structured by FAIRA ethics domain to maintain a clear line of sight between identified risks and potential mitigation measures. Domains with higher residual risk have been prioritised in this section, with recommended controls selected based on their relevance to the system's operating context and their potential to reduce risk. Where existing controls are already in place, recommendations may focus on strengthening or formalising those arrangements rather than introducing new meas</w:t>
-      </w:r>
-      <w:r>
-        <w:rPr>
-          <w:lang w:eastAsia="en-AU"/>
-        </w:rPr>
-        <w:t>ures.</w:t>
+        <w:t xml:space="preserve"> have been structured by FAIRA ethics domain to maintain a clear line of sight between identified risks and potential mitigation measures. Domains with higher residual risk have been prioritised in this section, with recommended controls selected based on their relevance to the system's operating context and their potential to reduce risk. Where existing controls are already in place, recommendations may focus on strengthening or formalising those arrangements rather than introducing new measures.</w:t>
       </w:r>
     </w:p>
     <w:p>
@@ -29231,13 +29090,7 @@
         <w:rPr>
           <w:lang w:eastAsia="en-AU"/>
         </w:rPr>
-        <w:t>For {{system_name}}, gaps have been identified by comparing existing controls against the risk drivers highlighted in the FAIRA ethics domains, with particular focus on areas of higher residual risk. Where existing controls are present but only partially address identified risks, next steps may involve strengthening, formalising, or extending those arrangements. Where controls are absent or limited, next steps may involve consideration of new governance, process, or technical measures appropriate to the sys</w:t>
-      </w:r>
-      <w:r>
-        <w:rPr>
-          <w:lang w:eastAsia="en-AU"/>
-        </w:rPr>
-        <w:t>tem's operating context.</w:t>
+        <w:t>For {{system_name}}, gaps have been identified by comparing existing controls against the risk drivers highlighted in the FAIRA ethics domains, with particular focus on areas of higher residual risk. Where existing controls are present but only partially address identified risks, next steps may involve strengthening, formalising, or extending those arrangements. Where controls are absent or limited, next steps may involve consideration of new governance, process, or technical measures appropriate to the system's operating context.</w:t>
       </w:r>
     </w:p>
     <w:p>
@@ -29268,56 +29121,69 @@
           <w:lang w:eastAsia="en-AU"/>
         </w:rPr>
         <w:t>Existing Controls and Identified Gaps (Summary)</w:t>
+      </w:r>
+    </w:p>
+    <w:p>
+      <w:pPr>
+        <w:rPr>
+          <w:lang w:val="en-AU" w:eastAsia="en-AU"/>
+        </w:rPr>
+      </w:pPr>
+      <w:r>
+        <w:rPr>
+          <w:highlight w:val="yellow"/>
+          <w:lang w:val="en-AU" w:eastAsia="en-AU"/>
+        </w:rPr>
+        <w:t>{{ai.f_gap_and_next_steps_summary}}</w:t>
+      </w:r>
+    </w:p>
+    <w:p>
+      <w:pPr>
+        <w:rPr>
+          <w:lang w:eastAsia="en-AU"/>
+        </w:rPr>
+      </w:pPr>
+      <w:r>
+        <w:rPr>
+          <w:lang w:eastAsia="en-AU"/>
+        </w:rPr>
+        <w:t>Addressing identified gaps through proportionate and targeted controls can help reduce residual AI risk over time while supporting responsible and trusted use of AI systems.</w:t>
       </w:r>
     </w:p>
     <w:tbl>
       <w:tblPr>
         <w:tblStyle w:val="TableGrid"/>
         <w:tblW w:w="0" w:type="auto"/>
+        <w:tblLayout w:type="fixed"/>
+        <w:tblCellMar>
+          <w:top w:w="43" w:type="dxa"/>
+          <w:left w:w="43" w:type="dxa"/>
+          <w:bottom w:w="43" w:type="dxa"/>
+          <w:right w:w="43" w:type="dxa"/>
+        </w:tblCellMar>
         <w:tblLook w:val="04A0" w:firstRow="1" w:lastRow="0" w:firstColumn="1" w:lastColumn="0" w:noHBand="0" w:noVBand="1"/>
       </w:tblPr>
       <w:tblGrid>
-        <w:gridCol w:w="1357"/>
-        <w:gridCol w:w="1788"/>
-        <w:gridCol w:w="1030"/>
-        <w:gridCol w:w="1137"/>
-        <w:gridCol w:w="1365"/>
-        <w:gridCol w:w="2339"/>
+        <w:gridCol w:w="1255"/>
+        <w:gridCol w:w="1980"/>
+        <w:gridCol w:w="1800"/>
+        <w:gridCol w:w="1260"/>
+        <w:gridCol w:w="1440"/>
+        <w:gridCol w:w="1281"/>
       </w:tblGrid>
       <w:tr>
         <w:tc>
           <w:tcPr>
-            <w:tcW w:w="1357" w:type="dxa"/>
+            <w:tcW w:w="1255" w:type="dxa"/>
             <w:shd w:val="clear" w:color="auto" w:fill="D9D9D9" w:themeFill="background1" w:themeFillShade="D9"/>
           </w:tcPr>
           <w:p>
             <w:pPr>
-              <w:rPr>
-                <w:highlight w:val="yellow"/>
-                <w:lang w:val="en-AU" w:eastAsia="en-AU"/>
-              </w:rPr>
-            </w:pPr>
-            <w:r>
               <w:rPr>
                 <w:b/>
                 <w:bCs/>
-                <w:sz w:val="20"/>
-                <w:szCs w:val="20"/>
-                <w:lang w:val="en-AU" w:eastAsia="en-AU"/>
-              </w:rPr>
-              <w:t>Domain</w:t>
-            </w:r>
-          </w:p>
-        </w:tc>
-        <w:tc>
-          <w:tcPr>
-            <w:tcW w:w="1788" w:type="dxa"/>
-            <w:shd w:val="clear" w:color="auto" w:fill="D9D9D9" w:themeFill="background1" w:themeFillShade="D9"/>
-          </w:tcPr>
-          <w:p>
-            <w:pPr>
-              <w:rPr>
-                <w:highlight w:val="yellow"/>
+                <w:sz w:val="16"/>
+                <w:szCs w:val="16"/>
                 <w:lang w:val="en-AU" w:eastAsia="en-AU"/>
               </w:rPr>
             </w:pPr>
@@ -29325,47 +29191,25 @@
               <w:rPr>
                 <w:b/>
                 <w:bCs/>
-                <w:sz w:val="20"/>
-                <w:szCs w:val="20"/>
-                <w:lang w:val="en-AU" w:eastAsia="en-AU"/>
-              </w:rPr>
-              <w:t>Existing Controls</w:t>
-            </w:r>
-          </w:p>
-        </w:tc>
-        <w:tc>
-          <w:tcPr>
-            <w:tcW w:w="1030" w:type="dxa"/>
+                <w:sz w:val="16"/>
+                <w:szCs w:val="16"/>
+              </w:rPr>
+              <w:t>Domain</w:t>
+            </w:r>
+          </w:p>
+        </w:tc>
+        <w:tc>
+          <w:tcPr>
+            <w:tcW w:w="1980" w:type="dxa"/>
             <w:shd w:val="clear" w:color="auto" w:fill="D9D9D9" w:themeFill="background1" w:themeFillShade="D9"/>
           </w:tcPr>
           <w:p>
             <w:pPr>
-              <w:rPr>
-                <w:highlight w:val="yellow"/>
-                <w:lang w:val="en-AU" w:eastAsia="en-AU"/>
-              </w:rPr>
-            </w:pPr>
-            <w:r>
               <w:rPr>
                 <w:b/>
                 <w:bCs/>
-                <w:sz w:val="20"/>
-                <w:szCs w:val="20"/>
-                <w:lang w:val="en-AU" w:eastAsia="en-AU"/>
-              </w:rPr>
-              <w:t>Identified Gaps</w:t>
-            </w:r>
-          </w:p>
-        </w:tc>
-        <w:tc>
-          <w:tcPr>
-            <w:tcW w:w="1137" w:type="dxa"/>
-            <w:shd w:val="clear" w:color="auto" w:fill="D9D9D9" w:themeFill="background1" w:themeFillShade="D9"/>
-          </w:tcPr>
-          <w:p>
-            <w:pPr>
-              <w:rPr>
-                <w:highlight w:val="yellow"/>
+                <w:sz w:val="16"/>
+                <w:szCs w:val="16"/>
                 <w:lang w:val="en-AU" w:eastAsia="en-AU"/>
               </w:rPr>
             </w:pPr>
@@ -29373,47 +29217,25 @@
               <w:rPr>
                 <w:b/>
                 <w:bCs/>
-                <w:sz w:val="20"/>
-                <w:szCs w:val="20"/>
-                <w:lang w:val="en-AU" w:eastAsia="en-AU"/>
-              </w:rPr>
-              <w:t>Priority</w:t>
-            </w:r>
-          </w:p>
-        </w:tc>
-        <w:tc>
-          <w:tcPr>
-            <w:tcW w:w="1365" w:type="dxa"/>
+                <w:sz w:val="16"/>
+                <w:szCs w:val="16"/>
+              </w:rPr>
+              <w:t>Existing Controls</w:t>
+            </w:r>
+          </w:p>
+        </w:tc>
+        <w:tc>
+          <w:tcPr>
+            <w:tcW w:w="1800" w:type="dxa"/>
             <w:shd w:val="clear" w:color="auto" w:fill="D9D9D9" w:themeFill="background1" w:themeFillShade="D9"/>
           </w:tcPr>
           <w:p>
             <w:pPr>
-              <w:rPr>
-                <w:highlight w:val="yellow"/>
-                <w:lang w:val="en-AU" w:eastAsia="en-AU"/>
-              </w:rPr>
-            </w:pPr>
-            <w:r>
               <w:rPr>
                 <w:b/>
                 <w:bCs/>
-                <w:sz w:val="20"/>
-                <w:szCs w:val="20"/>
-                <w:lang w:val="en-AU" w:eastAsia="en-AU"/>
-              </w:rPr>
-              <w:t>Risk Score</w:t>
-            </w:r>
-          </w:p>
-        </w:tc>
-        <w:tc>
-          <w:tcPr>
-            <w:tcW w:w="2339" w:type="dxa"/>
-            <w:shd w:val="clear" w:color="auto" w:fill="D9D9D9" w:themeFill="background1" w:themeFillShade="D9"/>
-          </w:tcPr>
-          <w:p>
-            <w:pPr>
-              <w:rPr>
-                <w:highlight w:val="yellow"/>
+                <w:sz w:val="16"/>
+                <w:szCs w:val="16"/>
                 <w:lang w:val="en-AU" w:eastAsia="en-AU"/>
               </w:rPr>
             </w:pPr>
@@ -29421,9 +29243,86 @@
               <w:rPr>
                 <w:b/>
                 <w:bCs/>
-                <w:sz w:val="20"/>
-                <w:szCs w:val="20"/>
-                <w:lang w:val="en-AU" w:eastAsia="en-AU"/>
+                <w:sz w:val="16"/>
+                <w:szCs w:val="16"/>
+              </w:rPr>
+              <w:t>Identified Gaps</w:t>
+            </w:r>
+          </w:p>
+        </w:tc>
+        <w:tc>
+          <w:tcPr>
+            <w:tcW w:w="1260" w:type="dxa"/>
+            <w:shd w:val="clear" w:color="auto" w:fill="D9D9D9" w:themeFill="background1" w:themeFillShade="D9"/>
+          </w:tcPr>
+          <w:p>
+            <w:pPr>
+              <w:rPr>
+                <w:b/>
+                <w:bCs/>
+                <w:sz w:val="16"/>
+                <w:szCs w:val="16"/>
+                <w:lang w:val="en-AU" w:eastAsia="en-AU"/>
+              </w:rPr>
+            </w:pPr>
+            <w:r>
+              <w:rPr>
+                <w:b/>
+                <w:bCs/>
+                <w:sz w:val="16"/>
+                <w:szCs w:val="16"/>
+              </w:rPr>
+              <w:t>Priority</w:t>
+            </w:r>
+          </w:p>
+        </w:tc>
+        <w:tc>
+          <w:tcPr>
+            <w:tcW w:w="1440" w:type="dxa"/>
+            <w:shd w:val="clear" w:color="auto" w:fill="D9D9D9" w:themeFill="background1" w:themeFillShade="D9"/>
+          </w:tcPr>
+          <w:p>
+            <w:pPr>
+              <w:rPr>
+                <w:b/>
+                <w:bCs/>
+                <w:sz w:val="16"/>
+                <w:szCs w:val="16"/>
+                <w:lang w:val="en-AU" w:eastAsia="en-AU"/>
+              </w:rPr>
+            </w:pPr>
+            <w:r>
+              <w:rPr>
+                <w:b/>
+                <w:bCs/>
+                <w:sz w:val="16"/>
+                <w:szCs w:val="16"/>
+              </w:rPr>
+              <w:t>Risk Score</w:t>
+            </w:r>
+          </w:p>
+        </w:tc>
+        <w:tc>
+          <w:tcPr>
+            <w:tcW w:w="1281" w:type="dxa"/>
+            <w:shd w:val="clear" w:color="auto" w:fill="D9D9D9" w:themeFill="background1" w:themeFillShade="D9"/>
+          </w:tcPr>
+          <w:p>
+            <w:pPr>
+              <w:rPr>
+                <w:b/>
+                <w:bCs/>
+                <w:sz w:val="16"/>
+                <w:szCs w:val="16"/>
+                <w:lang w:val="en-AU" w:eastAsia="en-AU"/>
+              </w:rPr>
+            </w:pPr>
+            <w:r>
+              <w:rPr>
+                <w:b/>
+                <w:bCs/>
+                <w:sz w:val="16"/>
+                <w:szCs w:val="16"/>
               </w:rPr>
               <w:t>Control Effectiveness Score</w:t>
             </w:r>
@@ -29433,14 +29332,93 @@
       <w:tr>
         <w:tc>
           <w:tcPr>
-            <w:tcW w:w="1357" w:type="dxa"/>
-          </w:tcPr>
-          <w:p>
-            <w:pPr>
+            <w:tcW w:w="1255" w:type="dxa"/>
+          </w:tcPr>
+          <w:p>
+            <w:pPr>
+              <w:rPr>
+                <w:lang w:val="en-AU" w:eastAsia="en-AU"/>
+              </w:rPr>
+            </w:pPr>
+            <w:r>
               <w:rPr>
                 <w:sz w:val="16"/>
                 <w:szCs w:val="16"/>
-                <w:highlight w:val="yellow"/>
+                <w:lang w:val="en-AU" w:eastAsia="en-AU"/>
+              </w:rPr>
+              <w:t>{%tr for gap in gaps %}</w:t>
+            </w:r>
+          </w:p>
+        </w:tc>
+        <w:tc>
+          <w:tcPr>
+            <w:tcW w:w="1980" w:type="dxa"/>
+          </w:tcPr>
+          <w:p>
+            <w:pPr>
+              <w:rPr>
+                <w:lang w:val="en-AU" w:eastAsia="en-AU"/>
+              </w:rPr>
+            </w:pPr>
+          </w:p>
+        </w:tc>
+        <w:tc>
+          <w:tcPr>
+            <w:tcW w:w="1800" w:type="dxa"/>
+          </w:tcPr>
+          <w:p>
+            <w:pPr>
+              <w:rPr>
+                <w:lang w:val="en-AU" w:eastAsia="en-AU"/>
+              </w:rPr>
+            </w:pPr>
+          </w:p>
+        </w:tc>
+        <w:tc>
+          <w:tcPr>
+            <w:tcW w:w="1260" w:type="dxa"/>
+          </w:tcPr>
+          <w:p>
+            <w:pPr>
+              <w:rPr>
+                <w:lang w:val="en-AU" w:eastAsia="en-AU"/>
+              </w:rPr>
+            </w:pPr>
+          </w:p>
+        </w:tc>
+        <w:tc>
+          <w:tcPr>
+            <w:tcW w:w="1440" w:type="dxa"/>
+          </w:tcPr>
+          <w:p>
+            <w:pPr>
+              <w:rPr>
+                <w:lang w:val="en-AU" w:eastAsia="en-AU"/>
+              </w:rPr>
+            </w:pPr>
+          </w:p>
+        </w:tc>
+        <w:tc>
+          <w:tcPr>
+            <w:tcW w:w="1281" w:type="dxa"/>
+          </w:tcPr>
+          <w:p>
+            <w:pPr>
+              <w:rPr>
+                <w:lang w:val="en-AU" w:eastAsia="en-AU"/>
+              </w:rPr>
+            </w:pPr>
+          </w:p>
+        </w:tc>
+      </w:tr>
+      <w:tr>
+        <w:tc>
+          <w:tcPr>
+            <w:tcW w:w="1255" w:type="dxa"/>
+          </w:tcPr>
+          <w:p>
+            <w:pPr>
+              <w:rPr>
                 <w:lang w:val="en-AU" w:eastAsia="en-AU"/>
               </w:rPr>
             </w:pPr>
@@ -29448,29 +29426,56 @@
               <w:rPr>
                 <w:sz w:val="16"/>
                 <w:szCs w:val="16"/>
-                <w:lang w:val="en-AU" w:eastAsia="en-AU"/>
-              </w:rPr>
-              <w:t>{%tr for gap in gaps %}</w:t>
-            </w:r>
+              </w:rPr>
+              <w:t>{{gap.domain}}</w:t>
+            </w:r>
+          </w:p>
+        </w:tc>
+        <w:tc>
+          <w:tcPr>
+            <w:tcW w:w="1980" w:type="dxa"/>
+          </w:tcPr>
+          <w:p>
+            <w:pPr>
+              <w:rPr>
+                <w:lang w:val="en-AU" w:eastAsia="en-AU"/>
+              </w:rPr>
+            </w:pPr>
             <w:r>
               <w:rPr>
                 <w:sz w:val="16"/>
                 <w:szCs w:val="16"/>
               </w:rPr>
-              <w:t>{{gap.domain}}</w:t>
-            </w:r>
-          </w:p>
-        </w:tc>
-        <w:tc>
-          <w:tcPr>
-            <w:tcW w:w="1788" w:type="dxa"/>
-          </w:tcPr>
-          <w:p>
-            <w:pPr>
+              <w:t>{{gap.existing_controls}}</w:t>
+            </w:r>
+          </w:p>
+        </w:tc>
+        <w:tc>
+          <w:tcPr>
+            <w:tcW w:w="1800" w:type="dxa"/>
+          </w:tcPr>
+          <w:p>
+            <w:pPr>
+              <w:rPr>
+                <w:lang w:val="en-AU" w:eastAsia="en-AU"/>
+              </w:rPr>
+            </w:pPr>
+            <w:r>
               <w:rPr>
                 <w:sz w:val="16"/>
                 <w:szCs w:val="16"/>
-                <w:highlight w:val="yellow"/>
+              </w:rPr>
+              <w:t>{{gap.gaps}}</w:t>
+            </w:r>
+          </w:p>
+        </w:tc>
+        <w:tc>
+          <w:tcPr>
+            <w:tcW w:w="1260" w:type="dxa"/>
+          </w:tcPr>
+          <w:p>
+            <w:pPr>
+              <w:rPr>
                 <w:lang w:val="en-AU" w:eastAsia="en-AU"/>
               </w:rPr>
             </w:pPr>
@@ -29479,20 +29484,36 @@
                 <w:sz w:val="16"/>
                 <w:szCs w:val="16"/>
               </w:rPr>
-              <w:t>{{gap.existing_controls}}</w:t>
-            </w:r>
-          </w:p>
-        </w:tc>
-        <w:tc>
-          <w:tcPr>
-            <w:tcW w:w="1030" w:type="dxa"/>
-          </w:tcPr>
-          <w:p>
-            <w:pPr>
+              <w:t>{{gap.priority}}</w:t>
+            </w:r>
+          </w:p>
+        </w:tc>
+        <w:tc>
+          <w:tcPr>
+            <w:tcW w:w="1440" w:type="dxa"/>
+          </w:tcPr>
+          <w:p>
+            <w:pPr>
+              <w:rPr>
+                <w:lang w:val="en-AU" w:eastAsia="en-AU"/>
+              </w:rPr>
+            </w:pPr>
+            <w:r>
               <w:rPr>
                 <w:sz w:val="16"/>
                 <w:szCs w:val="16"/>
-                <w:highlight w:val="yellow"/>
+              </w:rPr>
+              <w:t>{{gap.risk_score}}</w:t>
+            </w:r>
+          </w:p>
+        </w:tc>
+        <w:tc>
+          <w:tcPr>
+            <w:tcW w:w="1281" w:type="dxa"/>
+          </w:tcPr>
+          <w:p>
+            <w:pPr>
+              <w:rPr>
                 <w:lang w:val="en-AU" w:eastAsia="en-AU"/>
               </w:rPr>
             </w:pPr>
@@ -29501,74 +29522,22 @@
                 <w:sz w:val="16"/>
                 <w:szCs w:val="16"/>
               </w:rPr>
-              <w:t>{{gap.gaps}}</w:t>
-            </w:r>
-          </w:p>
-        </w:tc>
-        <w:tc>
-          <w:tcPr>
-            <w:tcW w:w="1137" w:type="dxa"/>
-          </w:tcPr>
-          <w:p>
-            <w:pPr>
-              <w:rPr>
-                <w:sz w:val="16"/>
-                <w:szCs w:val="16"/>
-                <w:highlight w:val="yellow"/>
-                <w:lang w:val="en-AU" w:eastAsia="en-AU"/>
-              </w:rPr>
-            </w:pPr>
-            <w:r>
-              <w:rPr>
-                <w:sz w:val="16"/>
-                <w:szCs w:val="16"/>
-              </w:rPr>
-              <w:t>{{gap.priority}}</w:t>
-            </w:r>
-          </w:p>
-        </w:tc>
-        <w:tc>
-          <w:tcPr>
-            <w:tcW w:w="1365" w:type="dxa"/>
-          </w:tcPr>
-          <w:p>
-            <w:pPr>
-              <w:rPr>
-                <w:sz w:val="16"/>
-                <w:szCs w:val="16"/>
-                <w:highlight w:val="yellow"/>
-                <w:lang w:val="en-AU" w:eastAsia="en-AU"/>
-              </w:rPr>
-            </w:pPr>
-            <w:r>
-              <w:rPr>
-                <w:sz w:val="16"/>
-                <w:szCs w:val="16"/>
-              </w:rPr>
-              <w:t>{{gap.risk_score}}</w:t>
-            </w:r>
-          </w:p>
-        </w:tc>
-        <w:tc>
-          <w:tcPr>
-            <w:tcW w:w="2339" w:type="dxa"/>
-          </w:tcPr>
-          <w:p>
-            <w:pPr>
-              <w:rPr>
-                <w:sz w:val="16"/>
-                <w:szCs w:val="16"/>
-                <w:highlight w:val="yellow"/>
-                <w:lang w:val="en-AU" w:eastAsia="en-AU"/>
-              </w:rPr>
-            </w:pPr>
-            <w:r>
-              <w:rPr>
-                <w:sz w:val="16"/>
-                <w:szCs w:val="16"/>
-              </w:rPr>
               <w:t>{{gap.control_effectiveness}}</w:t>
             </w:r>
+          </w:p>
+        </w:tc>
+      </w:tr>
+      <w:tr>
+        <w:tc>
+          <w:tcPr>
+            <w:tcW w:w="1255" w:type="dxa"/>
+          </w:tcPr>
+          <w:p>
+            <w:pPr>
+              <w:rPr>
+                <w:lang w:val="en-AU" w:eastAsia="en-AU"/>
+              </w:rPr>
+            </w:pPr>
             <w:r>
               <w:rPr>
                 <w:sz w:val="16"/>
@@ -29579,104 +29548,115 @@
             </w:r>
           </w:p>
         </w:tc>
+        <w:tc>
+          <w:tcPr>
+            <w:tcW w:w="1980" w:type="dxa"/>
+          </w:tcPr>
+          <w:p>
+            <w:pPr>
+              <w:rPr>
+                <w:lang w:val="en-AU" w:eastAsia="en-AU"/>
+              </w:rPr>
+            </w:pPr>
+          </w:p>
+        </w:tc>
+        <w:tc>
+          <w:tcPr>
+            <w:tcW w:w="1800" w:type="dxa"/>
+          </w:tcPr>
+          <w:p>
+            <w:pPr>
+              <w:rPr>
+                <w:lang w:val="en-AU" w:eastAsia="en-AU"/>
+              </w:rPr>
+            </w:pPr>
+          </w:p>
+        </w:tc>
+        <w:tc>
+          <w:tcPr>
+            <w:tcW w:w="1260" w:type="dxa"/>
+          </w:tcPr>
+          <w:p>
+            <w:pPr>
+              <w:rPr>
+                <w:lang w:val="en-AU" w:eastAsia="en-AU"/>
+              </w:rPr>
+            </w:pPr>
+          </w:p>
+        </w:tc>
+        <w:tc>
+          <w:tcPr>
+            <w:tcW w:w="1440" w:type="dxa"/>
+          </w:tcPr>
+          <w:p>
+            <w:pPr>
+              <w:rPr>
+                <w:lang w:val="en-AU" w:eastAsia="en-AU"/>
+              </w:rPr>
+            </w:pPr>
+          </w:p>
+        </w:tc>
+        <w:tc>
+          <w:tcPr>
+            <w:tcW w:w="1281" w:type="dxa"/>
+          </w:tcPr>
+          <w:p>
+            <w:pPr>
+              <w:rPr>
+                <w:lang w:val="en-AU" w:eastAsia="en-AU"/>
+              </w:rPr>
+            </w:pPr>
+          </w:p>
+        </w:tc>
       </w:tr>
     </w:tbl>
     <w:p>
       <w:pPr>
-        <w:pStyle w:val="Caption"/>
-        <w:rPr>
-          <w:highlight w:val="yellow"/>
-          <w:lang w:val="en-AU" w:eastAsia="en-AU"/>
-        </w:rPr>
-      </w:pPr>
-      <w:r>
-        <w:t xml:space="preserve">Table </w:t>
-      </w:r>
-      <w:fldSimple w:instr=" SEQ Table \* ARABIC ">
-        <w:r>
-          <w:rPr>
-            <w:noProof/>
-          </w:rPr>
-          <w:t>15</w:t>
-        </w:r>
-      </w:fldSimple>
-      <w:r>
-        <w:t xml:space="preserve"> - Existing Controls and Identified Gaps</w:t>
-      </w:r>
-    </w:p>
-    <w:p>
-      <w:pPr>
-        <w:rPr>
-          <w:lang w:val="en-AU" w:eastAsia="en-AU"/>
-        </w:rPr>
-      </w:pPr>
-      <w:r>
-        <w:rPr>
-          <w:highlight w:val="yellow"/>
-          <w:lang w:val="en-AU" w:eastAsia="en-AU"/>
-        </w:rPr>
-        <w:t>{{ai.f_gap_and_next_steps_summary}}</w:t>
-      </w:r>
-    </w:p>
-    <w:p>
-      <w:pPr>
-        <w:rPr>
-          <w:lang w:val="en-AU" w:eastAsia="en-AU"/>
-        </w:rPr>
-      </w:pPr>
-      <w:r>
+        <w:rPr>
+          <w:lang w:val="en-AU" w:eastAsia="en-AU"/>
+        </w:rPr>
+      </w:pPr>
+    </w:p>
+    <w:p>
+      <w:pPr>
+        <w:pStyle w:val="Heading01"/>
+        <w:rPr>
+          <w:lang w:val="en-AU" w:eastAsia="en-AU"/>
+        </w:rPr>
+      </w:pPr>
+      <w:bookmarkStart w:id="34" w:name="_Toc220351621"/>
+      <w:r>
+        <w:rPr>
+          <w:lang w:val="en-AU" w:eastAsia="en-AU"/>
+        </w:rPr>
+        <w:t>Governance and Assurance Posture</w:t>
+      </w:r>
+      <w:bookmarkEnd w:id="34"/>
+    </w:p>
+    <w:p>
+      <w:pPr>
         <w:rPr>
           <w:lang w:eastAsia="en-AU"/>
         </w:rPr>
-        <w:t>Addressing identified gaps through proportionate and targeted controls can help reduce residual AI risk over time while supporting responsible and trusted use of AI systems.</w:t>
-      </w:r>
-    </w:p>
-    <w:p>
-      <w:pPr>
-        <w:pStyle w:val="Heading01"/>
-        <w:rPr>
-          <w:lang w:val="en-AU" w:eastAsia="en-AU"/>
-        </w:rPr>
-      </w:pPr>
-      <w:bookmarkStart w:id="34" w:name="_Toc220351621"/>
-      <w:r>
-        <w:rPr>
-          <w:lang w:val="en-AU" w:eastAsia="en-AU"/>
-        </w:rPr>
-        <w:t>Governance and Assurance Posture</w:t>
-      </w:r>
-      <w:bookmarkEnd w:id="34"/>
-    </w:p>
-    <w:p>
-      <w:pPr>
+      </w:pPr>
+      <w:r>
         <w:rPr>
           <w:lang w:eastAsia="en-AU"/>
         </w:rPr>
-      </w:pPr>
-      <w:r>
+        <w:t>This section provides an overall view of the governance and assurance posture associated with the assessed AI system, drawing together key observations from the FAIRA assessment. It focuses on the maturity and coherence of governance arrangements, oversight mechanisms, and assurance practices relevant to responsible AI use, rather than restating individual domain scores or control recommendations.</w:t>
+      </w:r>
+    </w:p>
+    <w:p>
+      <w:pPr>
         <w:rPr>
           <w:lang w:eastAsia="en-AU"/>
         </w:rPr>
-        <w:t>This section provides an overall view of the governance and assurance posture associated with the assessed AI system, drawing together key observations from the FAIRA assessment. It focuses on the maturity and coherence of governance arrangements, oversight mechanisms, and assurance practices relevant to responsible AI use, rather than restating individual domain scores or control recommendations.</w:t>
-      </w:r>
-    </w:p>
-    <w:p>
-      <w:pPr>
+      </w:pPr>
+      <w:r>
         <w:rPr>
           <w:lang w:eastAsia="en-AU"/>
         </w:rPr>
-      </w:pPr>
-      <w:r>
-        <w:rPr>
-          <w:lang w:eastAsia="en-AU"/>
-        </w:rPr>
-        <w:t>For {{system_name}}, the overall governance and assurance posture reflects the combined effect of domain-level risk results, existing controls, and identified gaps. Areas of stronger governance alignment are evident where accountability, oversight, and review mechanisms are more clearly defined, while areas requiring further assurance typically align with domains exhibiting higher residual risk or less mature control coverage. This posture provides an indication of how well current arrangements support resp</w:t>
-      </w:r>
-      <w:r>
-        <w:rPr>
-          <w:lang w:eastAsia="en-AU"/>
-        </w:rPr>
-        <w:t>onsible AI use over time.</w:t>
+        <w:t>For {{system_name}}, the overall governance and assurance posture reflects the combined effect of domain-level risk results, existing controls, and identified gaps. Areas of stronger governance alignment are evident where accountability, oversight, and review mechanisms are more clearly defined, while areas requiring further assurance typically align with domains exhibiting higher residual risk or less mature control coverage. This posture provides an indication of how well current arrangements support responsible AI use over time.</w:t>
       </w:r>
     </w:p>
     <w:p>
@@ -30252,7 +30232,7 @@
             </mc:Choice>
             <mc:Fallback>
               <w:pict>
-                <v:rect w14:anchorId="69961547" id="Rectangle 4" o:spid="_x0000_s1026" style="position:absolute;margin-left:-1in;margin-top:-16.9pt;width:599.75pt;height:1.45pt;z-index:-503316171;visibility:visible;mso-wrap-style:square;mso-wrap-distance-left:0;mso-wrap-distance-top:0;mso-wrap-distance-right:0;mso-wrap-distance-bottom:0;mso-position-horizontal:absolute;mso-position-horizontal-relative:text;mso-position-vertical:absolute;mso-position-vertical-relative:text;v-text-anchor:top" o:gfxdata="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" fillcolor="#ea580c" stroked="f" strokeweight="0">
+                <v:rect w14:anchorId="26F7BF3A" id="Rectangle 4" o:spid="_x0000_s1026" style="position:absolute;margin-left:-1in;margin-top:-16.9pt;width:599.75pt;height:1.45pt;z-index:-503316171;visibility:visible;mso-wrap-style:square;mso-wrap-distance-left:0;mso-wrap-distance-top:0;mso-wrap-distance-right:0;mso-wrap-distance-bottom:0;mso-position-horizontal:absolute;mso-position-horizontal-relative:text;mso-position-vertical:absolute;mso-position-vertical-relative:text;v-text-anchor:top" o:gfxdata="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" fillcolor="#ea580c" stroked="f" strokeweight="0">
                   <v:fill color2="white [3212]" angle="90" focus="100%" type="gradient">
                     <o:fill v:ext="view" type="gradientUnscaled"/>
                   </v:fill>
@@ -30809,7 +30789,7 @@
         </mc:Choice>
         <mc:Fallback>
           <w:pict>
-            <v:rect w14:anchorId="1375D8BC" id="Rectangle 4" o:spid="_x0000_s1026" style="position:absolute;margin-left:-1in;margin-top:32.5pt;width:599.75pt;height:1.45pt;z-index:-503316303;visibility:visible;mso-wrap-style:square;mso-wrap-distance-left:0;mso-wrap-distance-top:0;mso-wrap-distance-right:0;mso-wrap-distance-bottom:0;mso-position-horizontal:absolute;mso-position-horizontal-relative:text;mso-position-vertical:absolute;mso-position-vertical-relative:text;v-text-anchor:top" o:gfxdata="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" fillcolor="#ea580c" stroked="f" strokeweight="0">
+            <v:rect w14:anchorId="15A93EDC" id="Rectangle 4" o:spid="_x0000_s1026" style="position:absolute;margin-left:-1in;margin-top:32.5pt;width:599.75pt;height:1.45pt;z-index:-503316303;visibility:visible;mso-wrap-style:square;mso-wrap-distance-left:0;mso-wrap-distance-top:0;mso-wrap-distance-right:0;mso-wrap-distance-bottom:0;mso-position-horizontal:absolute;mso-position-horizontal-relative:text;mso-position-vertical:absolute;mso-position-vertical-relative:text;v-text-anchor:top" o:gfxdata="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" fillcolor="#ea580c" stroked="f" strokeweight="0">
               <v:fill color2="white [3212]" angle="90" focus="100%" type="gradient">
                 <o:fill v:ext="view" type="gradientUnscaled"/>
               </v:fill>
